--- a/TestWord_1/F_ТИПОВИЙ ДОГОВІР МТЦ ГО УААСП.docx
+++ b/TestWord_1/F_ТИПОВИЙ ДОГОВІР МТЦ ГО УААСП.docx
@@ -153,6 +153,7 @@
       <w:sdt>
         <w:sdtPr>
           <w:rPr>
+            <w:rFonts w:ascii="Times New Roman" w:hAnsi="Times New Roman" w:cs="Times New Roman"/>
             <w:b/>
             <w:sz w:val="20"/>
             <w:szCs w:val="20"/>
@@ -191,7 +192,7 @@
         <w:adjustRightInd w:val="0"/>
         <w:spacing w:after="0" w:line="240" w:lineRule="auto"/>
         <w:ind w:right="-141"/>
-        <w:jc w:val="both"/>
+        <w:jc w:val="center"/>
         <w:textAlignment w:val="baseline"/>
         <w:rPr>
           <w:rFonts w:ascii="Times New Roman" w:eastAsia="MS Mincho" w:hAnsi="Times New Roman" w:cs="Times New Roman"/>
@@ -228,12 +229,14 @@
       <w:sdt>
         <w:sdtPr>
           <w:rPr>
+            <w:rFonts w:ascii="Times New Roman" w:hAnsi="Times New Roman" w:cs="Times New Roman"/>
+            <w:b/>
             <w:sz w:val="20"/>
             <w:szCs w:val="20"/>
             <w:lang w:val="uk-UA"/>
           </w:rPr>
-          <w:alias w:val="docDateC"/>
-          <w:tag w:val="docDateC"/>
+          <w:alias w:val="docDate"/>
+          <w:tag w:val="docDate"/>
           <w:id w:val="-1392730580"/>
           <w:placeholder>
             <w:docPart w:val="D3352CD97CF0478C9A357FDEA578A963"/>
@@ -573,6 +576,9 @@
         </w:sdtContent>
       </w:sdt>
       <w:r>
+        <w:rPr>
+          <w:lang w:val="uk-UA"/>
+        </w:rPr>
         <w:t xml:space="preserve"> </w:t>
       </w:r>
       <w:sdt>
@@ -618,6 +624,16 @@
         <w:t>(далі – Користувач)</w:t>
       </w:r>
       <w:r>
+        <w:rPr>
+          <w:rFonts w:ascii="Times New Roman" w:hAnsi="Times New Roman" w:cs="Times New Roman"/>
+          <w:b/>
+          <w:sz w:val="20"/>
+          <w:szCs w:val="20"/>
+          <w:lang w:val="uk-UA"/>
+        </w:rPr>
+        <w:t xml:space="preserve">, </w:t>
+      </w:r>
+      <w:r>
         <w:t xml:space="preserve"> </w:t>
       </w:r>
       <w:sdt>
@@ -648,6 +664,15 @@
           </w:r>
         </w:sdtContent>
       </w:sdt>
+      <w:r>
+        <w:rPr>
+          <w:rFonts w:ascii="Times New Roman" w:hAnsi="Times New Roman" w:cs="Times New Roman"/>
+          <w:sz w:val="20"/>
+          <w:szCs w:val="20"/>
+          <w:lang w:val="uk-UA"/>
+        </w:rPr>
+        <w:t xml:space="preserve"> </w:t>
+      </w:r>
       <w:sdt>
         <w:sdtPr>
           <w:rPr>
@@ -680,7 +705,7 @@
         </w:sdtContent>
       </w:sdt>
       <w:r>
-        <w:t xml:space="preserve">, </w:t>
+        <w:t xml:space="preserve"> </w:t>
       </w:r>
       <w:sdt>
         <w:sdtPr>
@@ -750,7 +775,17 @@
           <w:szCs w:val="20"/>
           <w:lang w:val="uk-UA" w:eastAsia="ru-RU"/>
         </w:rPr>
-        <w:t>, з іншої сторони, що при подальшому згадуванні разом іменуються – Сторони, уклали даний Ліцензійний договір (далі – Договір) про наступне:</w:t>
+        <w:t xml:space="preserve">  </w:t>
+      </w:r>
+      <w:r>
+        <w:rPr>
+          <w:rFonts w:ascii="Times New Roman" w:eastAsia="MS Mincho" w:hAnsi="Times New Roman" w:cs="Times New Roman"/>
+          <w:spacing w:val="-6"/>
+          <w:sz w:val="20"/>
+          <w:szCs w:val="20"/>
+          <w:lang w:val="uk-UA" w:eastAsia="ru-RU"/>
+        </w:rPr>
+        <w:t>з іншої сторони, що при подальшому згадуванні разом іменуються – Сторони, уклали даний Ліцензійний договір (далі – Договір) про наступне:</w:t>
       </w:r>
     </w:p>
     <w:p>
@@ -1418,47 +1453,64 @@
     </w:p>
     <w:p>
       <w:pPr>
-        <w:pStyle w:val="a9"/>
+        <w:overflowPunct w:val="0"/>
+        <w:autoSpaceDE w:val="0"/>
+        <w:autoSpaceDN w:val="0"/>
+        <w:adjustRightInd w:val="0"/>
+        <w:spacing w:after="0" w:line="240" w:lineRule="auto"/>
         <w:ind w:right="-141" w:firstLine="360"/>
-        <w:rPr>
-          <w:sz w:val="20"/>
-          <w:szCs w:val="20"/>
+        <w:jc w:val="both"/>
+        <w:textAlignment w:val="baseline"/>
+        <w:rPr>
+          <w:rFonts w:ascii="Times New Roman" w:eastAsia="MS Mincho" w:hAnsi="Times New Roman" w:cs="Times New Roman"/>
+          <w:sz w:val="20"/>
+          <w:szCs w:val="20"/>
+          <w:lang w:val="uk-UA" w:eastAsia="ru-RU"/>
         </w:rPr>
       </w:pPr>
     </w:p>
     <w:sdt>
       <w:sdtPr>
         <w:rPr>
-          <w:sz w:val="20"/>
-          <w:szCs w:val="20"/>
-        </w:rPr>
-        <w:alias w:val="TablePLsm"/>
-        <w:tag w:val="TablePLsm"/>
-        <w:id w:val="1808582054"/>
+          <w:rFonts w:ascii="Times New Roman" w:eastAsia="MS Mincho" w:hAnsi="Times New Roman" w:cs="Times New Roman"/>
+          <w:sz w:val="20"/>
+          <w:szCs w:val="20"/>
+          <w:lang w:val="uk-UA" w:eastAsia="ru-RU"/>
+        </w:rPr>
+        <w:alias w:val="TablePL4"/>
+        <w:tag w:val="TablePL4"/>
+        <w:id w:val="-1934971085"/>
         <w:placeholder>
-          <w:docPart w:val="4395FB7A751745749CDCFB25095EA9DF"/>
+          <w:docPart w:val="DefaultPlaceholder_-1854013436"/>
         </w:placeholder>
         <w15:appearance w15:val="tags"/>
         <w:docPartList>
           <w:docPartGallery w:val="Tables"/>
         </w:docPartList>
       </w:sdtPr>
-      <w:sdtEndPr/>
       <w:sdtContent>
         <w:p>
           <w:pPr>
-            <w:pStyle w:val="a9"/>
+            <w:overflowPunct w:val="0"/>
+            <w:autoSpaceDE w:val="0"/>
+            <w:autoSpaceDN w:val="0"/>
+            <w:adjustRightInd w:val="0"/>
+            <w:spacing w:after="0" w:line="240" w:lineRule="auto"/>
             <w:ind w:right="-141" w:firstLine="360"/>
+            <w:jc w:val="both"/>
+            <w:textAlignment w:val="baseline"/>
             <w:rPr>
+              <w:rFonts w:ascii="Times New Roman" w:eastAsia="MS Mincho" w:hAnsi="Times New Roman" w:cs="Times New Roman"/>
               <w:sz w:val="20"/>
               <w:szCs w:val="20"/>
+              <w:lang w:val="uk-UA" w:eastAsia="ru-RU"/>
             </w:rPr>
           </w:pPr>
         </w:p>
         <w:tbl>
           <w:tblPr>
-            <w:tblW w:w="10627" w:type="dxa"/>
-            <w:jc w:val="center"/>
+            <w:tblW w:w="10724" w:type="dxa"/>
+            <w:tblInd w:w="108" w:type="dxa"/>
             <w:tblBorders>
               <w:top w:val="single" w:sz="4" w:space="0" w:color="auto"/>
               <w:left w:val="single" w:sz="4" w:space="0" w:color="auto"/>
@@ -1467,42 +1519,46 @@
               <w:insideH w:val="single" w:sz="4" w:space="0" w:color="auto"/>
               <w:insideV w:val="single" w:sz="4" w:space="0" w:color="auto"/>
             </w:tblBorders>
+            <w:tblLayout w:type="fixed"/>
+            <w:tblCellMar>
+              <w:left w:w="28" w:type="dxa"/>
+              <w:right w:w="28" w:type="dxa"/>
+            </w:tblCellMar>
             <w:tblLook w:val="01E0" w:firstRow="1" w:lastRow="1" w:firstColumn="1" w:lastColumn="1" w:noHBand="0" w:noVBand="0"/>
           </w:tblPr>
           <w:tblGrid>
-            <w:gridCol w:w="506"/>
-            <w:gridCol w:w="3878"/>
-            <w:gridCol w:w="4999"/>
-            <w:gridCol w:w="1244"/>
+            <w:gridCol w:w="473"/>
+            <w:gridCol w:w="1399"/>
+            <w:gridCol w:w="2835"/>
+            <w:gridCol w:w="2862"/>
+            <w:gridCol w:w="2366"/>
+            <w:gridCol w:w="789"/>
           </w:tblGrid>
           <w:tr>
             <w:trPr>
-              <w:trHeight w:val="305"/>
-              <w:jc w:val="center"/>
+              <w:trHeight w:val="512"/>
             </w:trPr>
             <w:tc>
               <w:tcPr>
-                <w:tcW w:w="509" w:type="dxa"/>
+                <w:tcW w:w="473" w:type="dxa"/>
                 <w:vAlign w:val="center"/>
               </w:tcPr>
               <w:p>
                 <w:pPr>
                   <w:pStyle w:val="a9"/>
-                  <w:ind w:right="-141"/>
+                  <w:ind w:right="0"/>
+                  <w:jc w:val="center"/>
                   <w:rPr>
-                    <w:sz w:val="18"/>
-                    <w:szCs w:val="18"/>
-                    <w:highlight w:val="yellow"/>
-                    <w:lang w:val="en-US"/>
+                    <w:b/>
+                    <w:sz w:val="20"/>
+                    <w:szCs w:val="20"/>
                   </w:rPr>
                 </w:pPr>
                 <w:r>
                   <w:rPr>
                     <w:b/>
-                    <w:bCs/>
-                    <w:sz w:val="18"/>
-                    <w:szCs w:val="18"/>
-                    <w:highlight w:val="yellow"/>
+                    <w:sz w:val="20"/>
+                    <w:szCs w:val="20"/>
                   </w:rPr>
                   <w:t>№ з/п</w:t>
                 </w:r>
@@ -1510,108 +1566,137 @@
             </w:tc>
             <w:tc>
               <w:tcPr>
-                <w:tcW w:w="3980" w:type="dxa"/>
+                <w:tcW w:w="1399" w:type="dxa"/>
                 <w:vAlign w:val="center"/>
               </w:tcPr>
               <w:p>
                 <w:pPr>
-                  <w:overflowPunct w:val="0"/>
-                  <w:autoSpaceDE w:val="0"/>
-                  <w:autoSpaceDN w:val="0"/>
-                  <w:adjustRightInd w:val="0"/>
+                  <w:pStyle w:val="a9"/>
+                  <w:ind w:right="0"/>
+                  <w:jc w:val="center"/>
+                  <w:rPr>
+                    <w:b/>
+                    <w:sz w:val="20"/>
+                    <w:szCs w:val="20"/>
+                    <w:lang w:val="ru-RU"/>
+                  </w:rPr>
+                </w:pPr>
+                <w:r>
+                  <w:rPr>
+                    <w:b/>
+                    <w:sz w:val="20"/>
+                    <w:szCs w:val="20"/>
+                    <w:lang w:val="ru-RU"/>
+                  </w:rPr>
+                  <w:t>Вид</w:t>
+                </w:r>
+              </w:p>
+              <w:p>
+                <w:pPr>
+                  <w:pStyle w:val="a9"/>
+                  <w:ind w:right="0"/>
+                  <w:jc w:val="center"/>
+                  <w:rPr>
+                    <w:b/>
+                    <w:sz w:val="20"/>
+                    <w:szCs w:val="20"/>
+                    <w:lang w:val="ru-RU"/>
+                  </w:rPr>
+                </w:pPr>
+                <w:r>
+                  <w:rPr>
+                    <w:b/>
+                    <w:sz w:val="20"/>
+                    <w:szCs w:val="20"/>
+                    <w:lang w:val="ru-RU"/>
+                  </w:rPr>
+                  <w:t>закладу</w:t>
+                </w:r>
+              </w:p>
+            </w:tc>
+            <w:tc>
+              <w:tcPr>
+                <w:tcW w:w="2835" w:type="dxa"/>
+                <w:vAlign w:val="center"/>
+              </w:tcPr>
+              <w:p>
+                <w:pPr>
+                  <w:pStyle w:val="a9"/>
+                  <w:ind w:right="0"/>
+                  <w:jc w:val="center"/>
+                  <w:rPr>
+                    <w:b/>
+                    <w:sz w:val="20"/>
+                    <w:szCs w:val="20"/>
+                  </w:rPr>
+                </w:pPr>
+                <w:r>
+                  <w:rPr>
+                    <w:b/>
+                    <w:sz w:val="20"/>
+                    <w:szCs w:val="20"/>
+                  </w:rPr>
+                  <w:t>Найменування закладу</w:t>
+                </w:r>
+              </w:p>
+            </w:tc>
+            <w:tc>
+              <w:tcPr>
+                <w:tcW w:w="2862" w:type="dxa"/>
+                <w:vAlign w:val="center"/>
+              </w:tcPr>
+              <w:p>
+                <w:pPr>
                   <w:spacing w:after="0" w:line="240" w:lineRule="auto"/>
                   <w:jc w:val="center"/>
-                  <w:textAlignment w:val="baseline"/>
                   <w:rPr>
                     <w:rFonts w:ascii="Times New Roman" w:eastAsia="MS Mincho" w:hAnsi="Times New Roman" w:cs="Times New Roman"/>
                     <w:b/>
-                    <w:sz w:val="18"/>
-                    <w:szCs w:val="18"/>
-                    <w:highlight w:val="yellow"/>
-                    <w:lang w:eastAsia="ru-RU"/>
+                    <w:sz w:val="20"/>
+                    <w:szCs w:val="20"/>
+                    <w:lang w:val="uk-UA" w:eastAsia="ru-RU"/>
                   </w:rPr>
                 </w:pPr>
                 <w:r>
                   <w:rPr>
                     <w:rFonts w:ascii="Times New Roman" w:eastAsia="MS Mincho" w:hAnsi="Times New Roman" w:cs="Times New Roman"/>
                     <w:b/>
-                    <w:sz w:val="18"/>
-                    <w:szCs w:val="18"/>
-                    <w:highlight w:val="yellow"/>
-                    <w:lang w:eastAsia="ru-RU"/>
-                  </w:rPr>
-                  <w:t xml:space="preserve">Адреса </w:t>
-                </w:r>
-                <w:proofErr w:type="spellStart"/>
-                <w:r>
-                  <w:rPr>
-                    <w:rFonts w:ascii="Times New Roman" w:eastAsia="MS Mincho" w:hAnsi="Times New Roman" w:cs="Times New Roman"/>
-                    <w:b/>
-                    <w:sz w:val="18"/>
-                    <w:szCs w:val="18"/>
-                    <w:highlight w:val="yellow"/>
-                    <w:lang w:eastAsia="ru-RU"/>
-                  </w:rPr>
-                  <w:t>приміщення</w:t>
-                </w:r>
-                <w:proofErr w:type="spellEnd"/>
-                <w:r>
-                  <w:rPr>
-                    <w:rFonts w:ascii="Times New Roman" w:eastAsia="MS Mincho" w:hAnsi="Times New Roman" w:cs="Times New Roman"/>
-                    <w:b/>
-                    <w:sz w:val="18"/>
-                    <w:szCs w:val="18"/>
-                    <w:highlight w:val="yellow"/>
+                    <w:sz w:val="20"/>
+                    <w:szCs w:val="20"/>
                     <w:lang w:val="uk-UA" w:eastAsia="ru-RU"/>
                   </w:rPr>
-                  <w:t xml:space="preserve"> (закладу), що входить до мережі Користувача</w:t>
-                </w:r>
-                <w:r>
-                  <w:rPr>
-                    <w:rFonts w:ascii="Times New Roman" w:eastAsia="MS Mincho" w:hAnsi="Times New Roman" w:cs="Times New Roman"/>
-                    <w:b/>
-                    <w:sz w:val="18"/>
-                    <w:szCs w:val="18"/>
-                    <w:highlight w:val="yellow"/>
-                    <w:lang w:eastAsia="ru-RU"/>
-                  </w:rPr>
-                  <w:t>:</w:t>
+                  <w:t>Фактична адреса закладу:</w:t>
                 </w:r>
               </w:p>
               <w:p>
                 <w:pPr>
                   <w:pStyle w:val="a9"/>
-                  <w:ind w:right="-141"/>
+                  <w:ind w:right="0"/>
                   <w:jc w:val="center"/>
                   <w:rPr>
-                    <w:sz w:val="18"/>
-                    <w:szCs w:val="18"/>
-                    <w:highlight w:val="yellow"/>
-                    <w:lang w:val="ru-RU"/>
+                    <w:sz w:val="20"/>
+                    <w:szCs w:val="20"/>
                   </w:rPr>
                 </w:pPr>
                 <w:r>
                   <w:rPr>
-                    <w:sz w:val="18"/>
-                    <w:szCs w:val="18"/>
-                    <w:highlight w:val="yellow"/>
+                    <w:sz w:val="20"/>
+                    <w:szCs w:val="20"/>
                   </w:rPr>
                   <w:t>(</w:t>
                 </w:r>
                 <w:r>
                   <w:rPr>
                     <w:i/>
-                    <w:sz w:val="18"/>
-                    <w:szCs w:val="18"/>
-                    <w:highlight w:val="yellow"/>
+                    <w:sz w:val="20"/>
+                    <w:szCs w:val="20"/>
                   </w:rPr>
                   <w:t>назва області, міста (селища або села), вулиця, № будинку тощо на території України</w:t>
                 </w:r>
                 <w:r>
                   <w:rPr>
-                    <w:sz w:val="18"/>
-                    <w:szCs w:val="18"/>
-                    <w:highlight w:val="yellow"/>
+                    <w:sz w:val="20"/>
+                    <w:szCs w:val="20"/>
                   </w:rPr>
                   <w:t>)</w:t>
                 </w:r>
@@ -1619,115 +1704,104 @@
             </w:tc>
             <w:tc>
               <w:tcPr>
-                <w:tcW w:w="5145" w:type="dxa"/>
+                <w:tcW w:w="2366" w:type="dxa"/>
                 <w:vAlign w:val="center"/>
               </w:tcPr>
               <w:p>
                 <w:pPr>
                   <w:pStyle w:val="a9"/>
-                  <w:ind w:right="-141"/>
+                  <w:ind w:right="0"/>
                   <w:jc w:val="center"/>
                   <w:rPr>
                     <w:b/>
-                    <w:sz w:val="18"/>
-                    <w:szCs w:val="18"/>
-                    <w:highlight w:val="yellow"/>
-                    <w:lang w:val="ru-RU"/>
+                    <w:sz w:val="20"/>
+                    <w:szCs w:val="20"/>
                   </w:rPr>
                 </w:pPr>
                 <w:r>
                   <w:rPr>
                     <w:b/>
-                    <w:sz w:val="18"/>
-                    <w:szCs w:val="18"/>
-                    <w:highlight w:val="yellow"/>
+                    <w:sz w:val="20"/>
+                    <w:szCs w:val="20"/>
                   </w:rPr>
-                  <w:t>Назва закладу (приміщення)</w:t>
+                  <w:t>Перелік приміщень, в яких здійснюється публічне виконання</w:t>
                 </w:r>
               </w:p>
             </w:tc>
             <w:tc>
               <w:tcPr>
-                <w:tcW w:w="993" w:type="dxa"/>
+                <w:tcW w:w="789" w:type="dxa"/>
+                <w:vAlign w:val="center"/>
               </w:tcPr>
               <w:p>
                 <w:pPr>
                   <w:pStyle w:val="a9"/>
-                  <w:ind w:right="-141"/>
+                  <w:ind w:right="0"/>
                   <w:jc w:val="center"/>
                   <w:rPr>
                     <w:b/>
-                    <w:sz w:val="18"/>
-                    <w:szCs w:val="18"/>
-                    <w:highlight w:val="yellow"/>
-                    <w:lang w:val="ru-RU"/>
+                    <w:sz w:val="20"/>
+                    <w:szCs w:val="20"/>
                   </w:rPr>
                 </w:pPr>
                 <w:r>
                   <w:rPr>
                     <w:b/>
-                    <w:sz w:val="18"/>
-                    <w:szCs w:val="18"/>
-                    <w:highlight w:val="yellow"/>
-                    <w:lang w:val="ru-RU"/>
+                    <w:sz w:val="20"/>
+                    <w:szCs w:val="20"/>
                   </w:rPr>
-                  <w:t>Р</w:t>
+                  <w:t xml:space="preserve">Розмір торгівельної площі </w:t>
                 </w:r>
-                <w:proofErr w:type="spellStart"/>
                 <w:r>
                   <w:rPr>
-                    <w:b/>
-                    <w:sz w:val="18"/>
-                    <w:szCs w:val="18"/>
-                    <w:highlight w:val="yellow"/>
+                    <w:sz w:val="20"/>
+                    <w:szCs w:val="20"/>
                   </w:rPr>
-                  <w:t>озмір</w:t>
+                  <w:t>(</w:t>
                 </w:r>
-                <w:proofErr w:type="spellEnd"/>
-                <w:r>
-                  <w:rPr>
-                    <w:b/>
-                    <w:sz w:val="18"/>
-                    <w:szCs w:val="18"/>
-                    <w:highlight w:val="yellow"/>
-                  </w:rPr>
-                  <w:t xml:space="preserve"> торгівельної площі</w:t>
-                </w:r>
-              </w:p>
-              <w:p>
-                <w:pPr>
-                  <w:pStyle w:val="a9"/>
-                  <w:ind w:right="-141"/>
-                  <w:jc w:val="center"/>
-                  <w:rPr>
-                    <w:b/>
-                    <w:sz w:val="18"/>
-                    <w:szCs w:val="18"/>
-                    <w:lang w:val="ru-RU"/>
-                  </w:rPr>
-                </w:pPr>
                 <w:r>
                   <w:rPr>
                     <w:i/>
-                    <w:sz w:val="18"/>
-                    <w:szCs w:val="18"/>
-                    <w:highlight w:val="yellow"/>
+                    <w:sz w:val="20"/>
+                    <w:szCs w:val="20"/>
                   </w:rPr>
-                  <w:t>(в квадратних метрах)</w:t>
+                  <w:t>м</w:t>
                 </w:r>
-                <w:bookmarkStart w:id="3" w:name="_GoBack"/>
-                <w:bookmarkEnd w:id="3"/>
+                <w:r>
+                  <w:rPr>
+                    <w:i/>
+                    <w:sz w:val="20"/>
+                    <w:szCs w:val="20"/>
+                    <w:vertAlign w:val="superscript"/>
+                  </w:rPr>
+                  <w:t>2</w:t>
+                </w:r>
+                <w:r>
+                  <w:rPr>
+                    <w:sz w:val="20"/>
+                    <w:szCs w:val="20"/>
+                  </w:rPr>
+                  <w:t>)</w:t>
+                </w:r>
               </w:p>
             </w:tc>
           </w:tr>
         </w:tbl>
         <w:p>
           <w:pPr>
-            <w:pStyle w:val="a9"/>
+            <w:overflowPunct w:val="0"/>
+            <w:autoSpaceDE w:val="0"/>
+            <w:autoSpaceDN w:val="0"/>
+            <w:adjustRightInd w:val="0"/>
+            <w:spacing w:after="0" w:line="240" w:lineRule="auto"/>
             <w:ind w:right="-141" w:firstLine="360"/>
+            <w:jc w:val="both"/>
+            <w:textAlignment w:val="baseline"/>
             <w:rPr>
+              <w:rFonts w:ascii="Times New Roman" w:eastAsia="MS Mincho" w:hAnsi="Times New Roman" w:cs="Times New Roman"/>
               <w:sz w:val="20"/>
               <w:szCs w:val="20"/>
+              <w:lang w:val="uk-UA" w:eastAsia="ru-RU"/>
             </w:rPr>
           </w:pPr>
         </w:p>
@@ -1747,7 +1821,7 @@
           <w:rFonts w:ascii="Times New Roman" w:eastAsia="MS Mincho" w:hAnsi="Times New Roman" w:cs="Times New Roman"/>
           <w:sz w:val="20"/>
           <w:szCs w:val="20"/>
-          <w:lang w:val="uk-UA" w:eastAsia="ru-RU"/>
+          <w:lang w:eastAsia="ru-RU"/>
         </w:rPr>
       </w:pPr>
     </w:p>
@@ -1758,7 +1832,7 @@
         <w:autoSpaceDN w:val="0"/>
         <w:adjustRightInd w:val="0"/>
         <w:spacing w:after="0" w:line="240" w:lineRule="auto"/>
-        <w:ind w:right="-141"/>
+        <w:ind w:right="27"/>
         <w:jc w:val="both"/>
         <w:textAlignment w:val="baseline"/>
         <w:rPr>
@@ -2004,11 +2078,12 @@
         </w:rPr>
         <w:t xml:space="preserve"> становить: </w:t>
       </w:r>
-      <w:bookmarkStart w:id="4" w:name="_Hlk3207123"/>
+      <w:bookmarkStart w:id="3" w:name="_Hlk3207123"/>
       <w:sdt>
         <w:sdtPr>
           <w:rPr>
             <w:rFonts w:ascii="Times New Roman" w:hAnsi="Times New Roman" w:cs="Times New Roman"/>
+            <w:b/>
             <w:sz w:val="20"/>
             <w:szCs w:val="20"/>
           </w:rPr>
@@ -2034,7 +2109,15 @@
         </w:sdtContent>
       </w:sdt>
       <w:r>
-        <w:t xml:space="preserve"> (</w:t>
+        <w:t xml:space="preserve"> </w:t>
+      </w:r>
+      <w:r>
+        <w:rPr>
+          <w:rFonts w:ascii="Times New Roman" w:hAnsi="Times New Roman" w:cs="Times New Roman"/>
+          <w:sz w:val="20"/>
+          <w:szCs w:val="20"/>
+        </w:rPr>
+        <w:t>(</w:t>
       </w:r>
       <w:sdt>
         <w:sdtPr>
@@ -2065,9 +2148,14 @@
         </w:sdtContent>
       </w:sdt>
       <w:r>
+        <w:rPr>
+          <w:rFonts w:ascii="Times New Roman" w:hAnsi="Times New Roman" w:cs="Times New Roman"/>
+          <w:sz w:val="20"/>
+          <w:szCs w:val="20"/>
+        </w:rPr>
         <w:t>)</w:t>
       </w:r>
-      <w:bookmarkEnd w:id="4"/>
+      <w:bookmarkEnd w:id="3"/>
       <w:r>
         <w:t xml:space="preserve"> </w:t>
       </w:r>
@@ -2077,9 +2165,9 @@
           <w:b/>
           <w:sz w:val="20"/>
           <w:szCs w:val="20"/>
-          <w:lang w:val="uk-UA" w:eastAsia="ru-RU"/>
-        </w:rPr>
-        <w:t>відсоток</w:t>
+          <w:lang w:eastAsia="ru-RU"/>
+        </w:rPr>
+        <w:t>%</w:t>
       </w:r>
       <w:r>
         <w:rPr>
@@ -2139,7 +2227,7 @@
         </w:rPr>
         <w:t xml:space="preserve"> </w:t>
       </w:r>
-      <w:bookmarkStart w:id="5" w:name="_Hlk3207175"/>
+      <w:bookmarkStart w:id="4" w:name="_Hlk3207175"/>
       <w:sdt>
         <w:sdtPr>
           <w:rPr>
@@ -2180,7 +2268,17 @@
           <w:szCs w:val="20"/>
           <w:lang w:eastAsia="ru-RU"/>
         </w:rPr>
-        <w:t xml:space="preserve"> (</w:t>
+        <w:t xml:space="preserve"> </w:t>
+      </w:r>
+      <w:r>
+        <w:rPr>
+          <w:rFonts w:ascii="Times New Roman" w:eastAsia="MS Mincho" w:hAnsi="Times New Roman" w:cs="Times New Roman"/>
+          <w:bCs/>
+          <w:sz w:val="20"/>
+          <w:szCs w:val="20"/>
+          <w:lang w:eastAsia="ru-RU"/>
+        </w:rPr>
+        <w:t>(</w:t>
       </w:r>
       <w:sdt>
         <w:sdtPr>
@@ -2215,13 +2313,23 @@
       <w:r>
         <w:rPr>
           <w:rFonts w:ascii="Times New Roman" w:eastAsia="MS Mincho" w:hAnsi="Times New Roman" w:cs="Times New Roman"/>
+          <w:bCs/>
+          <w:sz w:val="20"/>
+          <w:szCs w:val="20"/>
+          <w:lang w:eastAsia="ru-RU"/>
+        </w:rPr>
+        <w:t>)</w:t>
+      </w:r>
+      <w:r>
+        <w:rPr>
+          <w:rFonts w:ascii="Times New Roman" w:eastAsia="MS Mincho" w:hAnsi="Times New Roman" w:cs="Times New Roman"/>
           <w:b/>
           <w:bCs/>
           <w:sz w:val="20"/>
           <w:szCs w:val="20"/>
           <w:lang w:eastAsia="ru-RU"/>
         </w:rPr>
-        <w:t xml:space="preserve">) грн. </w:t>
+        <w:t xml:space="preserve"> грн. </w:t>
       </w:r>
       <w:sdt>
         <w:sdtPr>
@@ -2265,7 +2373,7 @@
         </w:rPr>
         <w:t xml:space="preserve"> коп.</w:t>
       </w:r>
-      <w:bookmarkEnd w:id="5"/>
+      <w:bookmarkEnd w:id="4"/>
       <w:r>
         <w:rPr>
           <w:rFonts w:ascii="Times New Roman" w:eastAsia="MS Mincho" w:hAnsi="Times New Roman" w:cs="Times New Roman"/>
@@ -2275,7 +2383,7 @@
         </w:rPr>
         <w:t xml:space="preserve"> (далі – мінімальний платіж) </w:t>
       </w:r>
-      <w:bookmarkStart w:id="6" w:name="_Hlk3207388"/>
+      <w:bookmarkStart w:id="5" w:name="_Hlk3207388"/>
       <w:sdt>
         <w:sdtPr>
           <w:rPr>
@@ -2305,7 +2413,7 @@
           </w:r>
         </w:sdtContent>
       </w:sdt>
-      <w:bookmarkEnd w:id="6"/>
+      <w:bookmarkEnd w:id="5"/>
       <w:r>
         <w:rPr>
           <w:rFonts w:ascii="Times New Roman" w:eastAsia="MS Mincho" w:hAnsi="Times New Roman" w:cs="Times New Roman"/>
@@ -2390,7 +2498,7 @@
         </w:rPr>
         <w:t xml:space="preserve">кожного </w:t>
       </w:r>
-      <w:bookmarkStart w:id="7" w:name="_Hlk3207428"/>
+      <w:bookmarkStart w:id="6" w:name="_Hlk3207428"/>
       <w:sdt>
         <w:sdtPr>
           <w:rPr>
@@ -2420,7 +2528,7 @@
           </w:r>
         </w:sdtContent>
       </w:sdt>
-      <w:bookmarkEnd w:id="7"/>
+      <w:bookmarkEnd w:id="6"/>
       <w:r>
         <w:rPr>
           <w:rFonts w:ascii="Times New Roman" w:eastAsia="MS Mincho" w:hAnsi="Times New Roman" w:cs="Times New Roman"/>
@@ -5179,7 +5287,7 @@
         </w:rPr>
         <w:t xml:space="preserve">5.1. Цей Договір набирає чинності з </w:t>
       </w:r>
-      <w:bookmarkStart w:id="8" w:name="_Hlk3208475"/>
+      <w:bookmarkStart w:id="7" w:name="_Hlk3208475"/>
       <w:sdt>
         <w:sdtPr>
           <w:rPr>
@@ -5190,8 +5298,8 @@
             <w:szCs w:val="20"/>
             <w:lang w:eastAsia="ru-RU"/>
           </w:rPr>
-          <w:alias w:val="docDateBeginC"/>
-          <w:tag w:val="docDateBeginC"/>
+          <w:alias w:val="docDateBegin"/>
+          <w:tag w:val="docDateBegin"/>
           <w:id w:val="-954788700"/>
           <w:placeholder>
             <w:docPart w:val="E0C86CE85E4A4B6880EB5710CF07ED06"/>
@@ -5217,41 +5325,9 @@
           <w:bCs/>
           <w:sz w:val="20"/>
           <w:szCs w:val="20"/>
-          <w:lang w:eastAsia="ru-RU"/>
-        </w:rPr>
-        <w:t xml:space="preserve">року </w:t>
-      </w:r>
-      <w:r>
-        <w:rPr>
-          <w:rFonts w:ascii="Times New Roman" w:eastAsia="MS Mincho" w:hAnsi="Times New Roman" w:cs="Times New Roman"/>
-          <w:bCs/>
-          <w:sz w:val="20"/>
-          <w:szCs w:val="20"/>
-          <w:lang w:eastAsia="ru-RU"/>
-        </w:rPr>
-        <w:t xml:space="preserve">і </w:t>
-      </w:r>
-      <w:proofErr w:type="spellStart"/>
-      <w:r>
-        <w:rPr>
-          <w:rFonts w:ascii="Times New Roman" w:eastAsia="MS Mincho" w:hAnsi="Times New Roman" w:cs="Times New Roman"/>
-          <w:bCs/>
-          <w:sz w:val="20"/>
-          <w:szCs w:val="20"/>
-          <w:lang w:eastAsia="ru-RU"/>
-        </w:rPr>
-        <w:t>діє</w:t>
-      </w:r>
-      <w:proofErr w:type="spellEnd"/>
-      <w:r>
-        <w:rPr>
-          <w:rFonts w:ascii="Times New Roman" w:eastAsia="MS Mincho" w:hAnsi="Times New Roman" w:cs="Times New Roman"/>
-          <w:bCs/>
-          <w:sz w:val="20"/>
-          <w:szCs w:val="20"/>
-          <w:lang w:eastAsia="ru-RU"/>
-        </w:rPr>
-        <w:t xml:space="preserve"> до</w:t>
+          <w:lang w:val="uk-UA" w:eastAsia="ru-RU"/>
+        </w:rPr>
+        <w:t xml:space="preserve"> </w:t>
       </w:r>
       <w:r>
         <w:rPr>
@@ -5262,9 +5338,52 @@
           <w:szCs w:val="20"/>
           <w:lang w:eastAsia="ru-RU"/>
         </w:rPr>
+        <w:t xml:space="preserve">року </w:t>
+      </w:r>
+      <w:r>
+        <w:rPr>
+          <w:rFonts w:ascii="Times New Roman" w:eastAsia="MS Mincho" w:hAnsi="Times New Roman" w:cs="Times New Roman"/>
+          <w:bCs/>
+          <w:sz w:val="20"/>
+          <w:szCs w:val="20"/>
+          <w:lang w:eastAsia="ru-RU"/>
+        </w:rPr>
+        <w:t xml:space="preserve">і </w:t>
+      </w:r>
+      <w:proofErr w:type="spellStart"/>
+      <w:r>
+        <w:rPr>
+          <w:rFonts w:ascii="Times New Roman" w:eastAsia="MS Mincho" w:hAnsi="Times New Roman" w:cs="Times New Roman"/>
+          <w:bCs/>
+          <w:sz w:val="20"/>
+          <w:szCs w:val="20"/>
+          <w:lang w:eastAsia="ru-RU"/>
+        </w:rPr>
+        <w:t>діє</w:t>
+      </w:r>
+      <w:proofErr w:type="spellEnd"/>
+      <w:r>
+        <w:rPr>
+          <w:rFonts w:ascii="Times New Roman" w:eastAsia="MS Mincho" w:hAnsi="Times New Roman" w:cs="Times New Roman"/>
+          <w:bCs/>
+          <w:sz w:val="20"/>
+          <w:szCs w:val="20"/>
+          <w:lang w:eastAsia="ru-RU"/>
+        </w:rPr>
+        <w:t xml:space="preserve"> до</w:t>
+      </w:r>
+      <w:r>
+        <w:rPr>
+          <w:rFonts w:ascii="Times New Roman" w:eastAsia="MS Mincho" w:hAnsi="Times New Roman" w:cs="Times New Roman"/>
+          <w:b/>
+          <w:bCs/>
+          <w:sz w:val="20"/>
+          <w:szCs w:val="20"/>
+          <w:lang w:eastAsia="ru-RU"/>
+        </w:rPr>
         <w:t xml:space="preserve">  </w:t>
       </w:r>
-      <w:bookmarkStart w:id="9" w:name="_Hlk3207534"/>
+      <w:bookmarkStart w:id="8" w:name="_Hlk3207534"/>
       <w:sdt>
         <w:sdtPr>
           <w:rPr>
@@ -5275,8 +5394,8 @@
             <w:szCs w:val="20"/>
             <w:lang w:eastAsia="ru-RU"/>
           </w:rPr>
-          <w:alias w:val="docDateEndC"/>
-          <w:tag w:val="docDateEndC"/>
+          <w:alias w:val="docDateEnd"/>
+          <w:tag w:val="docDateEnd"/>
           <w:id w:val="1553884469"/>
           <w:placeholder>
             <w:docPart w:val="E0C86CE85E4A4B6880EB5710CF07ED06"/>
@@ -5295,8 +5414,8 @@
           </w:r>
         </w:sdtContent>
       </w:sdt>
+      <w:bookmarkEnd w:id="7"/>
       <w:bookmarkEnd w:id="8"/>
-      <w:bookmarkEnd w:id="9"/>
       <w:r>
         <w:rPr>
           <w:rFonts w:ascii="Times New Roman" w:eastAsia="MS Mincho" w:hAnsi="Times New Roman" w:cs="Times New Roman"/>
@@ -5357,10 +5476,114 @@
           <w:rFonts w:ascii="Times New Roman" w:eastAsia="MS Mincho" w:hAnsi="Times New Roman" w:cs="Times New Roman"/>
           <w:sz w:val="20"/>
           <w:szCs w:val="20"/>
-          <w:highlight w:val="yellow"/>
-          <w:lang w:val="uk-UA" w:eastAsia="ru-RU"/>
-        </w:rPr>
-        <w:t>5.2. Дія даного Договору автоматично продовжується строком на 1 рік з одночасним підвищенням розміру мінімального платежу авторської винагороди за попередній рік на 10 (десять) % - і так із року в рік.</w:t>
+          <w:lang w:val="uk-UA" w:eastAsia="ru-RU"/>
+        </w:rPr>
+        <w:t xml:space="preserve">5.2. Дія даного Договору автоматично продовжується строком на 1 рік з одночасним підвищенням розміру мінімального платежу авторської винагороди за попередній рік на </w:t>
+      </w:r>
+      <w:bookmarkStart w:id="9" w:name="_Hlk4080784"/>
+      <w:sdt>
+        <w:sdtPr>
+          <w:rPr>
+            <w:rFonts w:ascii="Times New Roman" w:eastAsia="Calibri" w:hAnsi="Times New Roman" w:cs="Times New Roman"/>
+            <w:b/>
+            <w:sz w:val="20"/>
+            <w:szCs w:val="20"/>
+            <w:lang w:val="ru-UA"/>
+          </w:rPr>
+          <w:alias w:val="prcntPrl"/>
+          <w:tag w:val="prcntPrl"/>
+          <w:id w:val="973418347"/>
+          <w:placeholder>
+            <w:docPart w:val="00DCA52B62DA403693769C543E6BC377"/>
+          </w:placeholder>
+          <w:showingPlcHdr/>
+          <w15:appearance w15:val="tags"/>
+          <w:text/>
+        </w:sdtPr>
+        <w:sdtContent>
+          <w:r>
+            <w:rPr>
+              <w:rStyle w:val="ac"/>
+            </w:rPr>
+            <w:t>Место для ввода текста.</w:t>
+          </w:r>
+        </w:sdtContent>
+      </w:sdt>
+      <w:r>
+        <w:rPr>
+          <w:rFonts w:ascii="Calibri" w:eastAsia="Calibri" w:hAnsi="Calibri" w:cs="Times New Roman"/>
+          <w:sz w:val="20"/>
+          <w:szCs w:val="20"/>
+          <w:lang w:val="ru-UA"/>
+        </w:rPr>
+        <w:t xml:space="preserve"> (</w:t>
+      </w:r>
+      <w:sdt>
+        <w:sdtPr>
+          <w:rPr>
+            <w:rFonts w:ascii="Times New Roman" w:eastAsia="Calibri" w:hAnsi="Times New Roman" w:cs="Times New Roman"/>
+            <w:sz w:val="20"/>
+            <w:szCs w:val="20"/>
+            <w:lang w:val="ru-UA"/>
+          </w:rPr>
+          <w:alias w:val="prcntPrlText"/>
+          <w:tag w:val="prcntPrlText"/>
+          <w:id w:val="-492410048"/>
+          <w:placeholder>
+            <w:docPart w:val="00DCA52B62DA403693769C543E6BC377"/>
+          </w:placeholder>
+          <w:showingPlcHdr/>
+          <w15:appearance w15:val="tags"/>
+          <w:text/>
+        </w:sdtPr>
+        <w:sdtContent>
+          <w:r>
+            <w:rPr>
+              <w:rStyle w:val="ac"/>
+            </w:rPr>
+            <w:t>Место для ввода текста.</w:t>
+          </w:r>
+        </w:sdtContent>
+      </w:sdt>
+      <w:r>
+        <w:rPr>
+          <w:rFonts w:ascii="Calibri" w:eastAsia="Calibri" w:hAnsi="Calibri" w:cs="Times New Roman"/>
+          <w:sz w:val="20"/>
+          <w:szCs w:val="20"/>
+          <w:lang w:val="ru-UA"/>
+        </w:rPr>
+        <w:t>)</w:t>
+      </w:r>
+      <w:bookmarkEnd w:id="9"/>
+      <w:r>
+        <w:rPr>
+          <w:rFonts w:ascii="Times New Roman" w:eastAsia="MS Mincho" w:hAnsi="Times New Roman" w:cs="Times New Roman"/>
+          <w:sz w:val="20"/>
+          <w:szCs w:val="20"/>
+          <w:lang w:val="uk-UA" w:eastAsia="ru-RU"/>
+        </w:rPr>
+        <w:t xml:space="preserve"> </w:t>
+      </w:r>
+      <w:bookmarkStart w:id="10" w:name="_GoBack"/>
+      <w:r>
+        <w:rPr>
+          <w:rFonts w:ascii="Times New Roman" w:eastAsia="MS Mincho" w:hAnsi="Times New Roman" w:cs="Times New Roman"/>
+          <w:b/>
+          <w:sz w:val="20"/>
+          <w:szCs w:val="20"/>
+          <w:lang w:val="uk-UA" w:eastAsia="ru-RU"/>
+        </w:rPr>
+        <w:t>%</w:t>
+      </w:r>
+      <w:bookmarkEnd w:id="10"/>
+      <w:r>
+        <w:rPr>
+          <w:rFonts w:ascii="Times New Roman" w:eastAsia="MS Mincho" w:hAnsi="Times New Roman" w:cs="Times New Roman"/>
+          <w:sz w:val="20"/>
+          <w:szCs w:val="20"/>
+          <w:lang w:val="uk-UA" w:eastAsia="ru-RU"/>
+        </w:rPr>
+        <w:t xml:space="preserve"> - і так із року в рік.</w:t>
       </w:r>
       <w:r>
         <w:rPr>
@@ -5862,6 +6085,7 @@
           <w:szCs w:val="20"/>
           <w:lang w:val="uk-UA" w:eastAsia="ru-RU"/>
         </w:rPr>
+        <w:lastRenderedPageBreak/>
         <w:t>6.4. Сторона, для якої виникла неможливість виконання зобов’язань по даному Договору, зобов’язана своєчасно, не пізніше 5 (п’яти) днів, повідомити іншу Сторону про виникнення обставин, які перешкоджають виконанню зобов’язань. Відсутність повідомлення або несвоєчасне повідомлення про виникнення форс-мажорних обставин позбавляє Сторону права посилатися на них.</w:t>
       </w:r>
     </w:p>
@@ -5894,7 +6118,6 @@
           <w:szCs w:val="20"/>
           <w:lang w:val="uk-UA" w:eastAsia="ru-RU"/>
         </w:rPr>
-        <w:lastRenderedPageBreak/>
         <w:t>7. Персональні дані</w:t>
       </w:r>
     </w:p>
@@ -6902,7 +7125,170 @@
         <w:autoSpaceDN w:val="0"/>
         <w:adjustRightInd w:val="0"/>
         <w:spacing w:after="0" w:line="240" w:lineRule="auto"/>
-        <w:ind w:firstLine="360"/>
+        <w:ind w:right="-141" w:firstLine="426"/>
+        <w:jc w:val="both"/>
+        <w:textAlignment w:val="baseline"/>
+        <w:rPr>
+          <w:rFonts w:ascii="Times New Roman" w:eastAsia="MS Mincho" w:hAnsi="Times New Roman" w:cs="Times New Roman"/>
+          <w:sz w:val="20"/>
+          <w:szCs w:val="20"/>
+          <w:lang w:val="uk-UA" w:eastAsia="ru-RU"/>
+        </w:rPr>
+      </w:pPr>
+    </w:p>
+    <w:p>
+      <w:pPr>
+        <w:overflowPunct w:val="0"/>
+        <w:autoSpaceDE w:val="0"/>
+        <w:autoSpaceDN w:val="0"/>
+        <w:adjustRightInd w:val="0"/>
+        <w:spacing w:after="0" w:line="240" w:lineRule="auto"/>
+        <w:ind w:right="-141" w:firstLine="426"/>
+        <w:jc w:val="both"/>
+        <w:textAlignment w:val="baseline"/>
+        <w:rPr>
+          <w:rFonts w:ascii="Times New Roman" w:eastAsia="MS Mincho" w:hAnsi="Times New Roman" w:cs="Times New Roman"/>
+          <w:sz w:val="20"/>
+          <w:szCs w:val="20"/>
+          <w:lang w:val="uk-UA" w:eastAsia="ru-RU"/>
+        </w:rPr>
+      </w:pPr>
+    </w:p>
+    <w:p>
+      <w:pPr>
+        <w:overflowPunct w:val="0"/>
+        <w:autoSpaceDE w:val="0"/>
+        <w:autoSpaceDN w:val="0"/>
+        <w:adjustRightInd w:val="0"/>
+        <w:spacing w:after="0" w:line="240" w:lineRule="auto"/>
+        <w:ind w:right="-141" w:firstLine="426"/>
+        <w:jc w:val="both"/>
+        <w:textAlignment w:val="baseline"/>
+        <w:rPr>
+          <w:rFonts w:ascii="Times New Roman" w:eastAsia="MS Mincho" w:hAnsi="Times New Roman" w:cs="Times New Roman"/>
+          <w:sz w:val="20"/>
+          <w:szCs w:val="20"/>
+          <w:lang w:val="uk-UA" w:eastAsia="ru-RU"/>
+        </w:rPr>
+      </w:pPr>
+    </w:p>
+    <w:p>
+      <w:pPr>
+        <w:overflowPunct w:val="0"/>
+        <w:autoSpaceDE w:val="0"/>
+        <w:autoSpaceDN w:val="0"/>
+        <w:adjustRightInd w:val="0"/>
+        <w:spacing w:after="0" w:line="240" w:lineRule="auto"/>
+        <w:ind w:right="-141" w:firstLine="426"/>
+        <w:jc w:val="both"/>
+        <w:textAlignment w:val="baseline"/>
+        <w:rPr>
+          <w:rFonts w:ascii="Times New Roman" w:eastAsia="MS Mincho" w:hAnsi="Times New Roman" w:cs="Times New Roman"/>
+          <w:sz w:val="20"/>
+          <w:szCs w:val="20"/>
+          <w:lang w:val="uk-UA" w:eastAsia="ru-RU"/>
+        </w:rPr>
+      </w:pPr>
+    </w:p>
+    <w:p>
+      <w:pPr>
+        <w:overflowPunct w:val="0"/>
+        <w:autoSpaceDE w:val="0"/>
+        <w:autoSpaceDN w:val="0"/>
+        <w:adjustRightInd w:val="0"/>
+        <w:spacing w:after="0" w:line="240" w:lineRule="auto"/>
+        <w:ind w:right="-141" w:firstLine="426"/>
+        <w:jc w:val="both"/>
+        <w:textAlignment w:val="baseline"/>
+        <w:rPr>
+          <w:rFonts w:ascii="Times New Roman" w:eastAsia="MS Mincho" w:hAnsi="Times New Roman" w:cs="Times New Roman"/>
+          <w:sz w:val="20"/>
+          <w:szCs w:val="20"/>
+          <w:lang w:val="uk-UA" w:eastAsia="ru-RU"/>
+        </w:rPr>
+      </w:pPr>
+    </w:p>
+    <w:p>
+      <w:pPr>
+        <w:overflowPunct w:val="0"/>
+        <w:autoSpaceDE w:val="0"/>
+        <w:autoSpaceDN w:val="0"/>
+        <w:adjustRightInd w:val="0"/>
+        <w:spacing w:after="0" w:line="240" w:lineRule="auto"/>
+        <w:ind w:right="-141" w:firstLine="426"/>
+        <w:jc w:val="both"/>
+        <w:textAlignment w:val="baseline"/>
+        <w:rPr>
+          <w:rFonts w:ascii="Times New Roman" w:eastAsia="MS Mincho" w:hAnsi="Times New Roman" w:cs="Times New Roman"/>
+          <w:sz w:val="20"/>
+          <w:szCs w:val="20"/>
+          <w:lang w:val="uk-UA" w:eastAsia="ru-RU"/>
+        </w:rPr>
+      </w:pPr>
+    </w:p>
+    <w:p>
+      <w:pPr>
+        <w:overflowPunct w:val="0"/>
+        <w:autoSpaceDE w:val="0"/>
+        <w:autoSpaceDN w:val="0"/>
+        <w:adjustRightInd w:val="0"/>
+        <w:spacing w:after="0" w:line="240" w:lineRule="auto"/>
+        <w:ind w:right="-141" w:firstLine="426"/>
+        <w:jc w:val="both"/>
+        <w:textAlignment w:val="baseline"/>
+        <w:rPr>
+          <w:rFonts w:ascii="Times New Roman" w:eastAsia="MS Mincho" w:hAnsi="Times New Roman" w:cs="Times New Roman"/>
+          <w:sz w:val="20"/>
+          <w:szCs w:val="20"/>
+          <w:lang w:val="uk-UA" w:eastAsia="ru-RU"/>
+        </w:rPr>
+      </w:pPr>
+    </w:p>
+    <w:p>
+      <w:pPr>
+        <w:overflowPunct w:val="0"/>
+        <w:autoSpaceDE w:val="0"/>
+        <w:autoSpaceDN w:val="0"/>
+        <w:adjustRightInd w:val="0"/>
+        <w:spacing w:after="0" w:line="240" w:lineRule="auto"/>
+        <w:ind w:right="-141" w:firstLine="426"/>
+        <w:jc w:val="both"/>
+        <w:textAlignment w:val="baseline"/>
+        <w:rPr>
+          <w:rFonts w:ascii="Times New Roman" w:eastAsia="MS Mincho" w:hAnsi="Times New Roman" w:cs="Times New Roman"/>
+          <w:sz w:val="20"/>
+          <w:szCs w:val="20"/>
+          <w:lang w:val="uk-UA" w:eastAsia="ru-RU"/>
+        </w:rPr>
+      </w:pPr>
+    </w:p>
+    <w:p>
+      <w:pPr>
+        <w:overflowPunct w:val="0"/>
+        <w:autoSpaceDE w:val="0"/>
+        <w:autoSpaceDN w:val="0"/>
+        <w:adjustRightInd w:val="0"/>
+        <w:spacing w:after="0" w:line="240" w:lineRule="auto"/>
+        <w:ind w:right="-141" w:firstLine="426"/>
+        <w:jc w:val="both"/>
+        <w:textAlignment w:val="baseline"/>
+        <w:rPr>
+          <w:rFonts w:ascii="Times New Roman" w:eastAsia="MS Mincho" w:hAnsi="Times New Roman" w:cs="Times New Roman"/>
+          <w:sz w:val="20"/>
+          <w:szCs w:val="20"/>
+          <w:lang w:val="uk-UA" w:eastAsia="ru-RU"/>
+        </w:rPr>
+      </w:pPr>
+    </w:p>
+    <w:p>
+      <w:pPr>
+        <w:pageBreakBefore/>
+        <w:overflowPunct w:val="0"/>
+        <w:autoSpaceDE w:val="0"/>
+        <w:autoSpaceDN w:val="0"/>
+        <w:adjustRightInd w:val="0"/>
+        <w:spacing w:after="0" w:line="240" w:lineRule="auto"/>
+        <w:ind w:firstLine="357"/>
         <w:jc w:val="center"/>
         <w:textAlignment w:val="baseline"/>
         <w:rPr>
@@ -6922,6 +7308,7 @@
           <w:szCs w:val="20"/>
           <w:lang w:val="uk-UA" w:eastAsia="ru-RU"/>
         </w:rPr>
+        <w:lastRenderedPageBreak/>
         <w:t>9. Адреси, банківські реквізити і підписи Сторін</w:t>
       </w:r>
     </w:p>
@@ -7054,7 +7441,7 @@
       </w:tr>
       <w:tr>
         <w:trPr>
-          <w:trHeight w:val="3241"/>
+          <w:trHeight w:val="7643"/>
         </w:trPr>
         <w:tc>
           <w:tcPr>
@@ -7065,25 +7452,6 @@
           </w:tcPr>
           <w:p>
             <w:pPr>
-              <w:overflowPunct w:val="0"/>
-              <w:autoSpaceDE w:val="0"/>
-              <w:autoSpaceDN w:val="0"/>
-              <w:adjustRightInd w:val="0"/>
-              <w:spacing w:after="0" w:line="240" w:lineRule="auto"/>
-              <w:jc w:val="center"/>
-              <w:textAlignment w:val="baseline"/>
-              <w:rPr>
-                <w:rFonts w:ascii="Times New Roman" w:eastAsia="MS Mincho" w:hAnsi="Times New Roman" w:cs="Times New Roman"/>
-                <w:b/>
-                <w:bCs/>
-                <w:sz w:val="16"/>
-                <w:szCs w:val="16"/>
-                <w:lang w:val="uk-UA" w:eastAsia="ru-RU"/>
-              </w:rPr>
-            </w:pPr>
-          </w:p>
-          <w:p>
-            <w:pPr>
               <w:spacing w:after="0"/>
               <w:ind w:left="180"/>
               <w:jc w:val="center"/>
@@ -7610,23 +7978,6 @@
               <w:adjustRightInd w:val="0"/>
               <w:spacing w:after="0" w:line="240" w:lineRule="auto"/>
               <w:ind w:right="-108"/>
-              <w:textAlignment w:val="baseline"/>
-              <w:rPr>
-                <w:rFonts w:ascii="Times New Roman" w:eastAsia="MS Mincho" w:hAnsi="Times New Roman" w:cs="Times New Roman"/>
-                <w:sz w:val="16"/>
-                <w:szCs w:val="16"/>
-                <w:lang w:val="uk-UA" w:eastAsia="ru-RU"/>
-              </w:rPr>
-            </w:pPr>
-          </w:p>
-          <w:p>
-            <w:pPr>
-              <w:overflowPunct w:val="0"/>
-              <w:autoSpaceDE w:val="0"/>
-              <w:autoSpaceDN w:val="0"/>
-              <w:adjustRightInd w:val="0"/>
-              <w:spacing w:after="0" w:line="240" w:lineRule="auto"/>
-              <w:ind w:right="-108"/>
               <w:jc w:val="center"/>
               <w:textAlignment w:val="baseline"/>
               <w:rPr>
@@ -7642,8 +7993,8 @@
                 <w:rPr>
                   <w:rFonts w:ascii="Times New Roman" w:eastAsia="MS Mincho" w:hAnsi="Times New Roman" w:cs="Times New Roman"/>
                   <w:b/>
-                  <w:sz w:val="16"/>
-                  <w:szCs w:val="16"/>
+                  <w:sz w:val="20"/>
+                  <w:szCs w:val="20"/>
                   <w:lang w:val="uk-UA" w:eastAsia="ru-RU"/>
                 </w:rPr>
                 <w:alias w:val="CstName"/>
@@ -7660,12 +8011,7 @@
               <w:sdtContent>
                 <w:r>
                   <w:rPr>
-                    <w:rFonts w:ascii="Times New Roman" w:eastAsia="MS Mincho" w:hAnsi="Times New Roman" w:cs="Times New Roman"/>
-                    <w:b/>
-                    <w:bCs/>
-                    <w:sz w:val="20"/>
-                    <w:szCs w:val="20"/>
-                    <w:lang w:eastAsia="ru-RU"/>
+                    <w:rStyle w:val="ac"/>
                   </w:rPr>
                   <w:t>Место для ввода текста.</w:t>
                 </w:r>
@@ -7925,6 +8271,7 @@
             <w:r>
               <w:rPr>
                 <w:rFonts w:ascii="Times New Roman" w:eastAsia="MS Mincho" w:hAnsi="Times New Roman" w:cs="Times New Roman"/>
+                <w:b/>
                 <w:bCs/>
                 <w:sz w:val="20"/>
                 <w:szCs w:val="20"/>
@@ -7933,6 +8280,17 @@
               <w:t>Тел</w:t>
             </w:r>
             <w:proofErr w:type="spellEnd"/>
+            <w:r>
+              <w:rPr>
+                <w:rFonts w:ascii="Times New Roman" w:eastAsia="MS Mincho" w:hAnsi="Times New Roman" w:cs="Times New Roman"/>
+                <w:b/>
+                <w:bCs/>
+                <w:sz w:val="20"/>
+                <w:szCs w:val="20"/>
+                <w:lang w:val="uk-UA" w:eastAsia="ru-RU"/>
+              </w:rPr>
+              <w:t>.:</w:t>
+            </w:r>
             <w:r>
               <w:rPr>
                 <w:rFonts w:ascii="Times New Roman" w:eastAsia="MS Mincho" w:hAnsi="Times New Roman" w:cs="Times New Roman"/>
@@ -7941,7 +8299,7 @@
                 <w:szCs w:val="20"/>
                 <w:lang w:val="uk-UA" w:eastAsia="ru-RU"/>
               </w:rPr>
-              <w:t xml:space="preserve">.: </w:t>
+              <w:t xml:space="preserve"> </w:t>
             </w:r>
             <w:sdt>
               <w:sdtPr>
@@ -7993,12 +8351,34 @@
             <w:r>
               <w:rPr>
                 <w:rFonts w:ascii="Times New Roman" w:eastAsia="MS Mincho" w:hAnsi="Times New Roman" w:cs="Times New Roman"/>
+                <w:b/>
                 <w:bCs/>
                 <w:sz w:val="20"/>
                 <w:szCs w:val="20"/>
                 <w:lang w:val="uk-UA" w:eastAsia="ru-RU"/>
               </w:rPr>
-              <w:t>факс:_____________________________</w:t>
+              <w:t>факс:</w:t>
+            </w:r>
+            <w:r>
+              <w:rPr>
+                <w:rFonts w:ascii="Times New Roman" w:eastAsia="MS Mincho" w:hAnsi="Times New Roman" w:cs="Times New Roman"/>
+                <w:b/>
+                <w:bCs/>
+                <w:sz w:val="20"/>
+                <w:szCs w:val="20"/>
+                <w:lang w:val="uk-UA" w:eastAsia="ru-RU"/>
+              </w:rPr>
+              <w:t xml:space="preserve"> </w:t>
+            </w:r>
+            <w:r>
+              <w:rPr>
+                <w:rFonts w:ascii="Times New Roman" w:eastAsia="MS Mincho" w:hAnsi="Times New Roman" w:cs="Times New Roman"/>
+                <w:bCs/>
+                <w:sz w:val="20"/>
+                <w:szCs w:val="20"/>
+                <w:lang w:val="uk-UA" w:eastAsia="ru-RU"/>
+              </w:rPr>
+              <w:t>_____________________________</w:t>
             </w:r>
           </w:p>
           <w:p>
@@ -8099,6 +8479,17 @@
             <w:r>
               <w:rPr>
                 <w:rFonts w:ascii="Times New Roman" w:eastAsia="MS Mincho" w:hAnsi="Times New Roman" w:cs="Times New Roman"/>
+                <w:b/>
+                <w:bCs/>
+                <w:sz w:val="20"/>
+                <w:szCs w:val="20"/>
+                <w:lang w:val="uk-UA" w:eastAsia="ru-RU"/>
+              </w:rPr>
+              <w:t>:</w:t>
+            </w:r>
+            <w:r>
+              <w:rPr>
+                <w:rFonts w:ascii="Times New Roman" w:eastAsia="MS Mincho" w:hAnsi="Times New Roman" w:cs="Times New Roman"/>
                 <w:bCs/>
                 <w:sz w:val="20"/>
                 <w:szCs w:val="20"/>
@@ -8310,16 +8701,17 @@
             <w:sdt>
               <w:sdtPr>
                 <w:rPr>
-                  <w:rFonts w:ascii="Times New Roman" w:eastAsia="MS Mincho" w:hAnsi="Times New Roman" w:cs="Times New Roman"/>
+                  <w:rFonts w:ascii="Times New Roman" w:hAnsi="Times New Roman" w:cs="Times New Roman"/>
+                  <w:bCs/>
                   <w:sz w:val="20"/>
                   <w:szCs w:val="20"/>
-                  <w:lang w:val="uk-UA" w:eastAsia="ru-RU"/>
+                  <w:lang w:val="uk-UA"/>
                 </w:rPr>
-                <w:alias w:val="CstAcc"/>
-                <w:tag w:val="CstAcc"/>
-                <w:id w:val="1575388416"/>
+                <w:alias w:val="CstRegNumber"/>
+                <w:tag w:val="CstRegNumber"/>
+                <w:id w:val="-1794891208"/>
                 <w:placeholder>
-                  <w:docPart w:val="51D549CC9D724E97AB6AB7168A2C2165"/>
+                  <w:docPart w:val="7779C423B952401FB1059903CFFEDADE"/>
                 </w:placeholder>
                 <w:showingPlcHdr/>
                 <w15:appearance w15:val="tags"/>
@@ -8330,6 +8722,7 @@
                 <w:r>
                   <w:rPr>
                     <w:rStyle w:val="ac"/>
+                    <w:lang w:val="uk-UA"/>
                   </w:rPr>
                   <w:t>Место для ввода текста.</w:t>
                 </w:r>
@@ -8337,48 +8730,51 @@
             </w:sdt>
             <w:r>
               <w:rPr>
-                <w:rFonts w:ascii="Times New Roman" w:eastAsia="MS Mincho" w:hAnsi="Times New Roman" w:cs="Times New Roman"/>
-                <w:bCs/>
-                <w:sz w:val="20"/>
-                <w:szCs w:val="20"/>
-                <w:lang w:val="uk-UA" w:eastAsia="ru-RU"/>
+                <w:sz w:val="18"/>
+                <w:szCs w:val="18"/>
+                <w:lang w:val="uk-UA"/>
               </w:rPr>
               <w:t xml:space="preserve"> </w:t>
             </w:r>
             <w:r>
               <w:rPr>
-                <w:rFonts w:ascii="Times New Roman" w:eastAsia="MS Mincho" w:hAnsi="Times New Roman" w:cs="Times New Roman"/>
-                <w:b/>
-                <w:bCs/>
+                <w:rFonts w:ascii="Times New Roman" w:hAnsi="Times New Roman" w:cs="Times New Roman"/>
                 <w:sz w:val="20"/>
                 <w:szCs w:val="20"/>
-                <w:lang w:val="uk-UA" w:eastAsia="ru-RU"/>
+                <w:lang w:val="uk-UA"/>
               </w:rPr>
               <w:t>від</w:t>
             </w:r>
             <w:r>
               <w:rPr>
-                <w:rFonts w:ascii="Times New Roman" w:eastAsia="MS Mincho" w:hAnsi="Times New Roman" w:cs="Times New Roman"/>
-                <w:bCs/>
+                <w:rFonts w:ascii="Times New Roman" w:hAnsi="Times New Roman" w:cs="Times New Roman"/>
                 <w:sz w:val="20"/>
                 <w:szCs w:val="20"/>
-                <w:lang w:val="uk-UA" w:eastAsia="ru-RU"/>
+                <w:lang w:val="uk-UA"/>
+              </w:rPr>
+              <w:t xml:space="preserve"> </w:t>
+            </w:r>
+            <w:r>
+              <w:rPr>
+                <w:sz w:val="16"/>
+                <w:szCs w:val="16"/>
+                <w:lang w:val="uk-UA"/>
               </w:rPr>
               <w:t xml:space="preserve"> </w:t>
             </w:r>
             <w:sdt>
               <w:sdtPr>
                 <w:rPr>
-                  <w:rFonts w:ascii="Times New Roman" w:eastAsia="MS Mincho" w:hAnsi="Times New Roman" w:cs="Times New Roman"/>
+                  <w:rFonts w:ascii="Times New Roman" w:hAnsi="Times New Roman" w:cs="Times New Roman"/>
                   <w:sz w:val="20"/>
                   <w:szCs w:val="20"/>
-                  <w:lang w:val="uk-UA" w:eastAsia="ru-RU"/>
+                  <w:lang w:val="uk-UA"/>
                 </w:rPr>
-                <w:alias w:val="CstAcc"/>
-                <w:tag w:val="CstAcc"/>
-                <w:id w:val="1488436807"/>
+                <w:alias w:val="CstRegData"/>
+                <w:tag w:val="CstRegData"/>
+                <w:id w:val="1267500302"/>
                 <w:placeholder>
-                  <w:docPart w:val="656B0FCDD9EF4A50821CAD2B5978AC97"/>
+                  <w:docPart w:val="7779C423B952401FB1059903CFFEDADE"/>
                 </w:placeholder>
                 <w:showingPlcHdr/>
                 <w15:appearance w15:val="tags"/>
@@ -8389,6 +8785,7 @@
                 <w:r>
                   <w:rPr>
                     <w:rStyle w:val="ac"/>
+                    <w:lang w:val="uk-UA"/>
                   </w:rPr>
                   <w:t>Место для ввода текста.</w:t>
                 </w:r>
@@ -8404,73 +8801,6 @@
               </w:rPr>
               <w:t xml:space="preserve"> р.</w:t>
             </w:r>
-          </w:p>
-          <w:p>
-            <w:pPr>
-              <w:overflowPunct w:val="0"/>
-              <w:autoSpaceDE w:val="0"/>
-              <w:autoSpaceDN w:val="0"/>
-              <w:adjustRightInd w:val="0"/>
-              <w:spacing w:after="0" w:line="240" w:lineRule="auto"/>
-              <w:ind w:right="-108"/>
-              <w:textAlignment w:val="baseline"/>
-              <w:rPr>
-                <w:rFonts w:ascii="Times New Roman" w:eastAsia="MS Mincho" w:hAnsi="Times New Roman" w:cs="Times New Roman"/>
-                <w:bCs/>
-                <w:sz w:val="20"/>
-                <w:szCs w:val="20"/>
-                <w:lang w:val="uk-UA" w:eastAsia="ru-RU"/>
-              </w:rPr>
-            </w:pPr>
-            <w:r>
-              <w:rPr>
-                <w:rFonts w:ascii="Times New Roman" w:eastAsia="MS Mincho" w:hAnsi="Times New Roman" w:cs="Times New Roman"/>
-                <w:b/>
-                <w:bCs/>
-                <w:sz w:val="20"/>
-                <w:szCs w:val="20"/>
-                <w:lang w:val="uk-UA" w:eastAsia="ru-RU"/>
-              </w:rPr>
-              <w:t>Індивідуальний податковий №</w:t>
-            </w:r>
-            <w:r>
-              <w:rPr>
-                <w:rFonts w:ascii="Times New Roman" w:eastAsia="MS Mincho" w:hAnsi="Times New Roman" w:cs="Times New Roman"/>
-                <w:bCs/>
-                <w:sz w:val="20"/>
-                <w:szCs w:val="20"/>
-                <w:lang w:val="uk-UA" w:eastAsia="ru-RU"/>
-              </w:rPr>
-              <w:t xml:space="preserve"> </w:t>
-            </w:r>
-            <w:sdt>
-              <w:sdtPr>
-                <w:rPr>
-                  <w:rFonts w:ascii="Times New Roman" w:eastAsia="MS Mincho" w:hAnsi="Times New Roman" w:cs="Times New Roman"/>
-                  <w:sz w:val="20"/>
-                  <w:szCs w:val="20"/>
-                  <w:lang w:val="uk-UA" w:eastAsia="ru-RU"/>
-                </w:rPr>
-                <w:alias w:val="CstVAT"/>
-                <w:tag w:val="CstVAT"/>
-                <w:id w:val="1483039334"/>
-                <w:placeholder>
-                  <w:docPart w:val="32CB67D552F8473D9A6D3D6A3C8C5D1E"/>
-                </w:placeholder>
-                <w:showingPlcHdr/>
-                <w15:appearance w15:val="tags"/>
-                <w:text/>
-              </w:sdtPr>
-              <w:sdtEndPr/>
-              <w:sdtContent>
-                <w:r>
-                  <w:rPr>
-                    <w:rStyle w:val="ac"/>
-                  </w:rPr>
-                  <w:t>Место для ввода текста.</w:t>
-                </w:r>
-              </w:sdtContent>
-            </w:sdt>
           </w:p>
           <w:p>
             <w:pPr>
@@ -8560,13 +8890,52 @@
             <w:r>
               <w:rPr>
                 <w:rFonts w:ascii="Times New Roman" w:eastAsia="MS Mincho" w:hAnsi="Times New Roman" w:cs="Times New Roman"/>
+                <w:b/>
                 <w:bCs/>
                 <w:sz w:val="20"/>
                 <w:szCs w:val="20"/>
                 <w:lang w:val="uk-UA" w:eastAsia="ru-RU"/>
               </w:rPr>
-              <w:t>http://_________________________________</w:t>
+              <w:t>Індивідуальний податковий №</w:t>
             </w:r>
+            <w:r>
+              <w:rPr>
+                <w:rFonts w:ascii="Times New Roman" w:eastAsia="MS Mincho" w:hAnsi="Times New Roman" w:cs="Times New Roman"/>
+                <w:bCs/>
+                <w:sz w:val="20"/>
+                <w:szCs w:val="20"/>
+                <w:lang w:val="uk-UA" w:eastAsia="ru-RU"/>
+              </w:rPr>
+              <w:t xml:space="preserve"> </w:t>
+            </w:r>
+            <w:sdt>
+              <w:sdtPr>
+                <w:rPr>
+                  <w:rFonts w:ascii="Times New Roman" w:eastAsia="MS Mincho" w:hAnsi="Times New Roman" w:cs="Times New Roman"/>
+                  <w:sz w:val="20"/>
+                  <w:szCs w:val="20"/>
+                  <w:lang w:val="uk-UA" w:eastAsia="ru-RU"/>
+                </w:rPr>
+                <w:alias w:val="CstVAT"/>
+                <w:tag w:val="CstVAT"/>
+                <w:id w:val="1483039334"/>
+                <w:placeholder>
+                  <w:docPart w:val="A513B414FF534A4A9AB66041F160198F"/>
+                </w:placeholder>
+                <w:showingPlcHdr/>
+                <w15:appearance w15:val="tags"/>
+                <w:text/>
+              </w:sdtPr>
+              <w:sdtEndPr/>
+              <w:sdtContent>
+                <w:r>
+                  <w:rPr>
+                    <w:rStyle w:val="ac"/>
+                  </w:rPr>
+                  <w:t>Место для ввода текста.</w:t>
+                </w:r>
+              </w:sdtContent>
+            </w:sdt>
           </w:p>
           <w:p>
             <w:pPr>
@@ -8588,14 +8957,14 @@
             <w:r>
               <w:rPr>
                 <w:rFonts w:ascii="Times New Roman" w:eastAsia="MS Mincho" w:hAnsi="Times New Roman" w:cs="Times New Roman"/>
+                <w:b/>
                 <w:bCs/>
                 <w:sz w:val="20"/>
                 <w:szCs w:val="20"/>
                 <w:lang w:val="uk-UA" w:eastAsia="ru-RU"/>
               </w:rPr>
-              <w:t>E-</w:t>
+              <w:t>http://</w:t>
             </w:r>
-            <w:proofErr w:type="spellStart"/>
             <w:r>
               <w:rPr>
                 <w:rFonts w:ascii="Times New Roman" w:eastAsia="MS Mincho" w:hAnsi="Times New Roman" w:cs="Times New Roman"/>
@@ -8604,10 +8973,18 @@
                 <w:szCs w:val="20"/>
                 <w:lang w:val="uk-UA" w:eastAsia="ru-RU"/>
               </w:rPr>
-              <w:t>mail</w:t>
+              <w:t>_________________________________</w:t>
             </w:r>
-            <w:proofErr w:type="spellEnd"/>
-            <w:r>
+          </w:p>
+          <w:p>
+            <w:pPr>
+              <w:overflowPunct w:val="0"/>
+              <w:autoSpaceDE w:val="0"/>
+              <w:autoSpaceDN w:val="0"/>
+              <w:adjustRightInd w:val="0"/>
+              <w:spacing w:after="0" w:line="240" w:lineRule="auto"/>
+              <w:ind w:right="-108"/>
+              <w:textAlignment w:val="baseline"/>
               <w:rPr>
                 <w:rFonts w:ascii="Times New Roman" w:eastAsia="MS Mincho" w:hAnsi="Times New Roman" w:cs="Times New Roman"/>
                 <w:bCs/>
@@ -8615,7 +8992,51 @@
                 <w:szCs w:val="20"/>
                 <w:lang w:val="uk-UA" w:eastAsia="ru-RU"/>
               </w:rPr>
-              <w:t>: _______________________________</w:t>
+            </w:pPr>
+            <w:r>
+              <w:rPr>
+                <w:rFonts w:ascii="Times New Roman" w:eastAsia="MS Mincho" w:hAnsi="Times New Roman" w:cs="Times New Roman"/>
+                <w:b/>
+                <w:bCs/>
+                <w:sz w:val="20"/>
+                <w:szCs w:val="20"/>
+                <w:lang w:val="uk-UA" w:eastAsia="ru-RU"/>
+              </w:rPr>
+              <w:t>E-</w:t>
+            </w:r>
+            <w:proofErr w:type="spellStart"/>
+            <w:r>
+              <w:rPr>
+                <w:rFonts w:ascii="Times New Roman" w:eastAsia="MS Mincho" w:hAnsi="Times New Roman" w:cs="Times New Roman"/>
+                <w:b/>
+                <w:bCs/>
+                <w:sz w:val="20"/>
+                <w:szCs w:val="20"/>
+                <w:lang w:val="uk-UA" w:eastAsia="ru-RU"/>
+              </w:rPr>
+              <w:t>mail</w:t>
+            </w:r>
+            <w:proofErr w:type="spellEnd"/>
+            <w:r>
+              <w:rPr>
+                <w:rFonts w:ascii="Times New Roman" w:eastAsia="MS Mincho" w:hAnsi="Times New Roman" w:cs="Times New Roman"/>
+                <w:b/>
+                <w:bCs/>
+                <w:sz w:val="20"/>
+                <w:szCs w:val="20"/>
+                <w:lang w:val="uk-UA" w:eastAsia="ru-RU"/>
+              </w:rPr>
+              <w:t>:</w:t>
+            </w:r>
+            <w:r>
+              <w:rPr>
+                <w:rFonts w:ascii="Times New Roman" w:eastAsia="MS Mincho" w:hAnsi="Times New Roman" w:cs="Times New Roman"/>
+                <w:bCs/>
+                <w:sz w:val="20"/>
+                <w:szCs w:val="20"/>
+                <w:lang w:val="uk-UA" w:eastAsia="ru-RU"/>
+              </w:rPr>
+              <w:t xml:space="preserve"> _______________________________</w:t>
             </w:r>
           </w:p>
           <w:p>
@@ -8632,25 +9053,7 @@
                 <w:sz w:val="16"/>
                 <w:szCs w:val="16"/>
                 <w:vertAlign w:val="superscript"/>
-                <w:lang w:val="en-US" w:eastAsia="ru-RU"/>
-              </w:rPr>
-            </w:pPr>
-          </w:p>
-          <w:p>
-            <w:pPr>
-              <w:overflowPunct w:val="0"/>
-              <w:autoSpaceDE w:val="0"/>
-              <w:autoSpaceDN w:val="0"/>
-              <w:adjustRightInd w:val="0"/>
-              <w:spacing w:after="0" w:line="240" w:lineRule="auto"/>
-              <w:jc w:val="both"/>
-              <w:textAlignment w:val="baseline"/>
-              <w:rPr>
-                <w:rFonts w:ascii="Times New Roman" w:eastAsia="MS Mincho" w:hAnsi="Times New Roman" w:cs="Times New Roman"/>
-                <w:sz w:val="16"/>
-                <w:szCs w:val="16"/>
-                <w:vertAlign w:val="superscript"/>
-                <w:lang w:val="en-US" w:eastAsia="ru-RU"/>
+                <w:lang w:eastAsia="ru-RU"/>
               </w:rPr>
             </w:pPr>
           </w:p>
@@ -8771,8 +9174,8 @@
                   <w:pPr>
                     <w:rPr>
                       <w:color w:val="000000"/>
-                      <w:sz w:val="16"/>
-                      <w:szCs w:val="16"/>
+                      <w:sz w:val="18"/>
+                      <w:szCs w:val="18"/>
                       <w:lang w:val="uk-UA"/>
                     </w:rPr>
                   </w:pPr>
@@ -8798,12 +9201,10 @@
                     <w:sdtPr>
                       <w:rPr>
                         <w:b/>
-                        <w:sz w:val="18"/>
-                        <w:szCs w:val="18"/>
                         <w:lang w:val="uk-UA"/>
                       </w:rPr>
-                      <w:alias w:val="CstPerson"/>
-                      <w:tag w:val="CstPerson"/>
+                      <w:alias w:val="CstPerson1"/>
+                      <w:tag w:val="CstPerson1"/>
                       <w:id w:val="433098122"/>
                       <w:placeholder>
                         <w:docPart w:val="CA38867F695D448897A3242697B64F1F"/>
@@ -8832,16 +9233,6 @@
                     <w:t xml:space="preserve"> /</w:t>
                   </w:r>
                 </w:p>
-                <w:p>
-                  <w:pPr>
-                    <w:rPr>
-                      <w:color w:val="000000"/>
-                      <w:sz w:val="18"/>
-                      <w:szCs w:val="18"/>
-                      <w:lang w:val="uk-UA"/>
-                    </w:rPr>
-                  </w:pPr>
-                </w:p>
               </w:tc>
             </w:tr>
           </w:tbl>
@@ -8859,7 +9250,7 @@
                 <w:sz w:val="16"/>
                 <w:szCs w:val="16"/>
                 <w:vertAlign w:val="superscript"/>
-                <w:lang w:val="en-US" w:eastAsia="ru-RU"/>
+                <w:lang w:eastAsia="ru-RU"/>
               </w:rPr>
             </w:pPr>
           </w:p>
@@ -9065,7 +9456,6 @@
               <w:sdtPr>
                 <w:rPr>
                   <w:rFonts w:ascii="Times New Roman" w:hAnsi="Times New Roman" w:cs="Times New Roman"/>
-                  <w:b/>
                   <w:bCs/>
                   <w:sz w:val="16"/>
                   <w:szCs w:val="16"/>
@@ -9086,8 +9476,6 @@
                 <w:r>
                   <w:rPr>
                     <w:rStyle w:val="ac"/>
-                    <w:sz w:val="16"/>
-                    <w:szCs w:val="16"/>
                   </w:rPr>
                   <w:t>Место для ввода текста.</w:t>
                 </w:r>
@@ -9152,8 +9540,6 @@
                 <w:r>
                   <w:rPr>
                     <w:rStyle w:val="ac"/>
-                    <w:sz w:val="16"/>
-                    <w:szCs w:val="16"/>
                   </w:rPr>
                   <w:t>Место для ввода текста.</w:t>
                 </w:r>
@@ -18061,6 +18447,119 @@
 <file path=word/numbering.xml><?xml version="1.0" encoding="utf-8"?>
 <w:numbering xmlns:wpc="http://schemas.microsoft.com/office/word/2010/wordprocessingCanvas" xmlns:cx="http://schemas.microsoft.com/office/drawing/2014/chartex" xmlns:cx1="http://schemas.microsoft.com/office/drawing/2015/9/8/chartex" xmlns:cx2="http://schemas.microsoft.com/office/drawing/2015/10/21/chartex" xmlns:cx3="http://schemas.microsoft.com/office/drawing/2016/5/9/chartex" xmlns:cx4="http://schemas.microsoft.com/office/drawing/2016/5/10/chartex" xmlns:cx5="http://schemas.microsoft.com/office/drawing/2016/5/11/chartex" xmlns:cx6="http://schemas.microsoft.com/office/drawing/2016/5/12/chartex" xmlns:cx7="http://schemas.microsoft.com/office/drawing/2016/5/13/chartex" xmlns:cx8="http://schemas.microsoft.com/office/drawing/2016/5/14/chartex" xmlns:mc="http://schemas.openxmlformats.org/markup-compatibility/2006" xmlns:aink="http://schemas.microsoft.com/office/drawing/2016/ink" xmlns:am3d="http://schemas.microsoft.com/office/drawing/2017/model3d" xmlns:o="urn:schemas-microsoft-com:office:office" xmlns:r="http://schemas.openxmlformats.org/officeDocument/2006/relationships" xmlns:m="http://schemas.openxmlformats.org/officeDocument/2006/math" xmlns:v="urn:schemas-microsoft-com:vml" xmlns:wp14="http://schemas.microsoft.com/office/word/2010/wordprocessingDrawing" xmlns:wp="http://schemas.openxmlformats.org/drawingml/2006/wordprocessingDrawing" xmlns:w10="urn:schemas-microsoft-com:office:word" xmlns:w="http://schemas.openxmlformats.org/wordprocessingml/2006/main" xmlns:w14="http://schemas.microsoft.com/office/word/2010/wordml" xmlns:w15="http://schemas.microsoft.com/office/word/2012/wordml" xmlns:w16cid="http://schemas.microsoft.com/office/word/2016/wordml/cid" xmlns:w16se="http://schemas.microsoft.com/office/word/2015/wordml/symex" xmlns:wpg="http://schemas.microsoft.com/office/word/2010/wordprocessingGroup" xmlns:wpi="http://schemas.microsoft.com/office/word/2010/wordprocessingInk" xmlns:wne="http://schemas.microsoft.com/office/word/2006/wordml" xmlns:wps="http://schemas.microsoft.com/office/word/2010/wordprocessingShape" mc:Ignorable="w14 w15 w16se w16cid wp14">
   <w:abstractNum w:abstractNumId="0" w15:restartNumberingAfterBreak="0">
+    <w:nsid w:val="359E22D1"/>
+    <w:multiLevelType w:val="hybridMultilevel"/>
+    <w:tmpl w:val="E1F2AF38"/>
+    <w:lvl w:ilvl="0" w:tplc="0419000F">
+      <w:start w:val="1"/>
+      <w:numFmt w:val="decimal"/>
+      <w:lvlText w:val="%1."/>
+      <w:lvlJc w:val="left"/>
+      <w:pPr>
+        <w:tabs>
+          <w:tab w:val="num" w:pos="720"/>
+        </w:tabs>
+        <w:ind w:left="720" w:hanging="360"/>
+      </w:pPr>
+    </w:lvl>
+    <w:lvl w:ilvl="1" w:tplc="04190019" w:tentative="1">
+      <w:start w:val="1"/>
+      <w:numFmt w:val="lowerLetter"/>
+      <w:lvlText w:val="%2."/>
+      <w:lvlJc w:val="left"/>
+      <w:pPr>
+        <w:tabs>
+          <w:tab w:val="num" w:pos="1440"/>
+        </w:tabs>
+        <w:ind w:left="1440" w:hanging="360"/>
+      </w:pPr>
+    </w:lvl>
+    <w:lvl w:ilvl="2" w:tplc="0419001B" w:tentative="1">
+      <w:start w:val="1"/>
+      <w:numFmt w:val="lowerRoman"/>
+      <w:lvlText w:val="%3."/>
+      <w:lvlJc w:val="right"/>
+      <w:pPr>
+        <w:tabs>
+          <w:tab w:val="num" w:pos="2160"/>
+        </w:tabs>
+        <w:ind w:left="2160" w:hanging="180"/>
+      </w:pPr>
+    </w:lvl>
+    <w:lvl w:ilvl="3" w:tplc="0419000F" w:tentative="1">
+      <w:start w:val="1"/>
+      <w:numFmt w:val="decimal"/>
+      <w:lvlText w:val="%4."/>
+      <w:lvlJc w:val="left"/>
+      <w:pPr>
+        <w:tabs>
+          <w:tab w:val="num" w:pos="2880"/>
+        </w:tabs>
+        <w:ind w:left="2880" w:hanging="360"/>
+      </w:pPr>
+    </w:lvl>
+    <w:lvl w:ilvl="4" w:tplc="04190019" w:tentative="1">
+      <w:start w:val="1"/>
+      <w:numFmt w:val="lowerLetter"/>
+      <w:lvlText w:val="%5."/>
+      <w:lvlJc w:val="left"/>
+      <w:pPr>
+        <w:tabs>
+          <w:tab w:val="num" w:pos="3600"/>
+        </w:tabs>
+        <w:ind w:left="3600" w:hanging="360"/>
+      </w:pPr>
+    </w:lvl>
+    <w:lvl w:ilvl="5" w:tplc="0419001B" w:tentative="1">
+      <w:start w:val="1"/>
+      <w:numFmt w:val="lowerRoman"/>
+      <w:lvlText w:val="%6."/>
+      <w:lvlJc w:val="right"/>
+      <w:pPr>
+        <w:tabs>
+          <w:tab w:val="num" w:pos="4320"/>
+        </w:tabs>
+        <w:ind w:left="4320" w:hanging="180"/>
+      </w:pPr>
+    </w:lvl>
+    <w:lvl w:ilvl="6" w:tplc="0419000F" w:tentative="1">
+      <w:start w:val="1"/>
+      <w:numFmt w:val="decimal"/>
+      <w:lvlText w:val="%7."/>
+      <w:lvlJc w:val="left"/>
+      <w:pPr>
+        <w:tabs>
+          <w:tab w:val="num" w:pos="5040"/>
+        </w:tabs>
+        <w:ind w:left="5040" w:hanging="360"/>
+      </w:pPr>
+    </w:lvl>
+    <w:lvl w:ilvl="7" w:tplc="04190019" w:tentative="1">
+      <w:start w:val="1"/>
+      <w:numFmt w:val="lowerLetter"/>
+      <w:lvlText w:val="%8."/>
+      <w:lvlJc w:val="left"/>
+      <w:pPr>
+        <w:tabs>
+          <w:tab w:val="num" w:pos="5760"/>
+        </w:tabs>
+        <w:ind w:left="5760" w:hanging="360"/>
+      </w:pPr>
+    </w:lvl>
+    <w:lvl w:ilvl="8" w:tplc="0419001B" w:tentative="1">
+      <w:start w:val="1"/>
+      <w:numFmt w:val="lowerRoman"/>
+      <w:lvlText w:val="%9."/>
+      <w:lvlJc w:val="right"/>
+      <w:pPr>
+        <w:tabs>
+          <w:tab w:val="num" w:pos="6480"/>
+        </w:tabs>
+        <w:ind w:left="6480" w:hanging="180"/>
+      </w:pPr>
+    </w:lvl>
+  </w:abstractNum>
+  <w:abstractNum w:abstractNumId="1" w15:restartNumberingAfterBreak="0">
     <w:nsid w:val="7AA7255E"/>
     <w:multiLevelType w:val="hybridMultilevel"/>
     <w:tmpl w:val="8A1A955A"/>
@@ -18174,6 +18673,9 @@
     </w:lvl>
   </w:abstractNum>
   <w:num w:numId="1">
+    <w:abstractNumId w:val="1"/>
+  </w:num>
+  <w:num w:numId="2">
     <w:abstractNumId w:val="0"/>
   </w:num>
 </w:numbering>
@@ -18765,6 +19267,37 @@
       </w:tblBorders>
     </w:tblPr>
   </w:style>
+  <w:style w:type="paragraph" w:styleId="ae">
+    <w:name w:val="Balloon Text"/>
+    <w:basedOn w:val="a"/>
+    <w:link w:val="af"/>
+    <w:uiPriority w:val="99"/>
+    <w:semiHidden/>
+    <w:unhideWhenUsed/>
+    <w:rsid w:val="005A51C8"/>
+    <w:pPr>
+      <w:spacing w:after="0" w:line="240" w:lineRule="auto"/>
+    </w:pPr>
+    <w:rPr>
+      <w:rFonts w:ascii="Segoe UI" w:hAnsi="Segoe UI" w:cs="Segoe UI"/>
+      <w:sz w:val="18"/>
+      <w:szCs w:val="18"/>
+    </w:rPr>
+  </w:style>
+  <w:style w:type="character" w:customStyle="1" w:styleId="af">
+    <w:name w:val="Текст выноски Знак"/>
+    <w:basedOn w:val="a0"/>
+    <w:link w:val="ae"/>
+    <w:uiPriority w:val="99"/>
+    <w:semiHidden/>
+    <w:rsid w:val="005A51C8"/>
+    <w:rPr>
+      <w:rFonts w:ascii="Segoe UI" w:hAnsi="Segoe UI" w:cs="Segoe UI"/>
+      <w:sz w:val="18"/>
+      <w:szCs w:val="18"/>
+      <w:lang w:val="ru-RU"/>
+    </w:rPr>
+  </w:style>
 </w:styles>
 </file>
 
@@ -18950,35 +19483,6 @@
               <w:lang w:val="uk-UA"/>
             </w:rPr>
             <w:t>Место для ввода текста.</w:t>
-          </w:r>
-        </w:p>
-      </w:docPartBody>
-    </w:docPart>
-    <w:docPart>
-      <w:docPartPr>
-        <w:name w:val="4395FB7A751745749CDCFB25095EA9DF"/>
-        <w:category>
-          <w:name w:val="Общие"/>
-          <w:gallery w:val="placeholder"/>
-        </w:category>
-        <w:types>
-          <w:type w:val="bbPlcHdr"/>
-        </w:types>
-        <w:behaviors>
-          <w:behavior w:val="content"/>
-        </w:behaviors>
-        <w:guid w:val="{075603CB-12E9-4ED8-B5E5-BFAD823505FA}"/>
-      </w:docPartPr>
-      <w:docPartBody>
-        <w:p>
-          <w:pPr>
-            <w:pStyle w:val="4395FB7A751745749CDCFB25095EA9DF"/>
-          </w:pPr>
-          <w:r>
-            <w:rPr>
-              <w:rStyle w:val="a3"/>
-            </w:rPr>
-            <w:t>Выберите стандартный блок.</w:t>
           </w:r>
         </w:p>
       </w:docPartBody>
@@ -19484,93 +19988,6 @@
     </w:docPart>
     <w:docPart>
       <w:docPartPr>
-        <w:name w:val="51D549CC9D724E97AB6AB7168A2C2165"/>
-        <w:category>
-          <w:name w:val="Общие"/>
-          <w:gallery w:val="placeholder"/>
-        </w:category>
-        <w:types>
-          <w:type w:val="bbPlcHdr"/>
-        </w:types>
-        <w:behaviors>
-          <w:behavior w:val="content"/>
-        </w:behaviors>
-        <w:guid w:val="{E7ABB095-BEF0-4474-B4CB-9BCAB01D277A}"/>
-      </w:docPartPr>
-      <w:docPartBody>
-        <w:p>
-          <w:pPr>
-            <w:pStyle w:val="51D549CC9D724E97AB6AB7168A2C2165"/>
-          </w:pPr>
-          <w:r>
-            <w:rPr>
-              <w:rStyle w:val="a3"/>
-            </w:rPr>
-            <w:t>Место для ввода текста.</w:t>
-          </w:r>
-        </w:p>
-      </w:docPartBody>
-    </w:docPart>
-    <w:docPart>
-      <w:docPartPr>
-        <w:name w:val="656B0FCDD9EF4A50821CAD2B5978AC97"/>
-        <w:category>
-          <w:name w:val="Общие"/>
-          <w:gallery w:val="placeholder"/>
-        </w:category>
-        <w:types>
-          <w:type w:val="bbPlcHdr"/>
-        </w:types>
-        <w:behaviors>
-          <w:behavior w:val="content"/>
-        </w:behaviors>
-        <w:guid w:val="{DFD641C3-35BC-435C-A7F9-65E0FE8EFCEC}"/>
-      </w:docPartPr>
-      <w:docPartBody>
-        <w:p>
-          <w:pPr>
-            <w:pStyle w:val="656B0FCDD9EF4A50821CAD2B5978AC97"/>
-          </w:pPr>
-          <w:r>
-            <w:rPr>
-              <w:rStyle w:val="a3"/>
-            </w:rPr>
-            <w:t>Место для ввода текста.</w:t>
-          </w:r>
-        </w:p>
-      </w:docPartBody>
-    </w:docPart>
-    <w:docPart>
-      <w:docPartPr>
-        <w:name w:val="32CB67D552F8473D9A6D3D6A3C8C5D1E"/>
-        <w:category>
-          <w:name w:val="Общие"/>
-          <w:gallery w:val="placeholder"/>
-        </w:category>
-        <w:types>
-          <w:type w:val="bbPlcHdr"/>
-        </w:types>
-        <w:behaviors>
-          <w:behavior w:val="content"/>
-        </w:behaviors>
-        <w:guid w:val="{3013746C-2548-41EA-BCDF-81E84FC8C6EA}"/>
-      </w:docPartPr>
-      <w:docPartBody>
-        <w:p>
-          <w:pPr>
-            <w:pStyle w:val="32CB67D552F8473D9A6D3D6A3C8C5D1E"/>
-          </w:pPr>
-          <w:r>
-            <w:rPr>
-              <w:rStyle w:val="a3"/>
-            </w:rPr>
-            <w:t>Место для ввода текста.</w:t>
-          </w:r>
-        </w:p>
-      </w:docPartBody>
-    </w:docPart>
-    <w:docPart>
-      <w:docPartPr>
         <w:name w:val="C781CFBD691D4767A18C650CE3E59914"/>
         <w:category>
           <w:name w:val="Общие"/>
@@ -19686,6 +20103,120 @@
         </w:p>
       </w:docPartBody>
     </w:docPart>
+    <w:docPart>
+      <w:docPartPr>
+        <w:name w:val="7779C423B952401FB1059903CFFEDADE"/>
+        <w:category>
+          <w:name w:val="Общие"/>
+          <w:gallery w:val="placeholder"/>
+        </w:category>
+        <w:types>
+          <w:type w:val="bbPlcHdr"/>
+        </w:types>
+        <w:behaviors>
+          <w:behavior w:val="content"/>
+        </w:behaviors>
+        <w:guid w:val="{76B7B9E3-B853-4E2E-89AC-98C8EDF77736}"/>
+      </w:docPartPr>
+      <w:docPartBody>
+        <w:p>
+          <w:pPr>
+            <w:pStyle w:val="7779C423B952401FB1059903CFFEDADE"/>
+          </w:pPr>
+          <w:r>
+            <w:rPr>
+              <w:rStyle w:val="a3"/>
+              <w:lang w:val="uk-UA"/>
+            </w:rPr>
+            <w:t>Место для ввода текста.</w:t>
+          </w:r>
+        </w:p>
+      </w:docPartBody>
+    </w:docPart>
+    <w:docPart>
+      <w:docPartPr>
+        <w:name w:val="A513B414FF534A4A9AB66041F160198F"/>
+        <w:category>
+          <w:name w:val="Общие"/>
+          <w:gallery w:val="placeholder"/>
+        </w:category>
+        <w:types>
+          <w:type w:val="bbPlcHdr"/>
+        </w:types>
+        <w:behaviors>
+          <w:behavior w:val="content"/>
+        </w:behaviors>
+        <w:guid w:val="{51941A08-8BEC-40A0-A387-067FE5DF0B30}"/>
+      </w:docPartPr>
+      <w:docPartBody>
+        <w:p>
+          <w:pPr>
+            <w:pStyle w:val="A513B414FF534A4A9AB66041F160198F"/>
+          </w:pPr>
+          <w:r>
+            <w:rPr>
+              <w:rStyle w:val="a3"/>
+            </w:rPr>
+            <w:t>Место для ввода текста.</w:t>
+          </w:r>
+        </w:p>
+      </w:docPartBody>
+    </w:docPart>
+    <w:docPart>
+      <w:docPartPr>
+        <w:name w:val="DefaultPlaceholder_-1854013436"/>
+        <w:category>
+          <w:name w:val="Общие"/>
+          <w:gallery w:val="placeholder"/>
+        </w:category>
+        <w:types>
+          <w:type w:val="bbPlcHdr"/>
+        </w:types>
+        <w:behaviors>
+          <w:behavior w:val="content"/>
+        </w:behaviors>
+        <w:guid w:val="{EDC2748E-E368-43B3-BE55-7148D02DC34E}"/>
+      </w:docPartPr>
+      <w:docPartBody>
+        <w:p>
+          <w:r>
+            <w:rPr>
+              <w:rStyle w:val="a3"/>
+            </w:rPr>
+            <w:t>Выберите стандартный блок.</w:t>
+          </w:r>
+        </w:p>
+      </w:docPartBody>
+    </w:docPart>
+    <w:docPart>
+      <w:docPartPr>
+        <w:name w:val="00DCA52B62DA403693769C543E6BC377"/>
+        <w:category>
+          <w:name w:val="Общие"/>
+          <w:gallery w:val="placeholder"/>
+        </w:category>
+        <w:types>
+          <w:type w:val="bbPlcHdr"/>
+        </w:types>
+        <w:behaviors>
+          <w:behavior w:val="content"/>
+        </w:behaviors>
+        <w:guid w:val="{1C349C93-F649-4770-87C8-1035F8EC2D2C}"/>
+      </w:docPartPr>
+      <w:docPartBody>
+        <w:p>
+          <w:pPr>
+            <w:pStyle w:val="00DCA52B62DA403693769C543E6BC377"/>
+          </w:pPr>
+          <w:r>
+            <w:rPr>
+              <w:rStyle w:val="a3"/>
+            </w:rPr>
+            <w:t>Место для ввода текста.</w:t>
+          </w:r>
+        </w:p>
+      </w:docPartBody>
+    </w:docPart>
   </w:docParts>
 </w:glossaryDocument>
 </file>
@@ -19713,6 +20244,13 @@
     <w:family w:val="modern"/>
     <w:pitch w:val="fixed"/>
     <w:sig w:usb0="E00002FF" w:usb1="6AC7FDFB" w:usb2="08000012" w:usb3="00000000" w:csb0="0002009F" w:csb1="00000000"/>
+  </w:font>
+  <w:font w:name="Segoe UI">
+    <w:panose1 w:val="020B0502040204020203"/>
+    <w:charset w:val="CC"/>
+    <w:family w:val="swiss"/>
+    <w:pitch w:val="variable"/>
+    <w:sig w:usb0="E4002EFF" w:usb1="C000E47F" w:usb2="00000009" w:usb3="00000000" w:csb0="000001FF" w:csb1="00000000"/>
   </w:font>
   <w:font w:name="Times New Roman CYR">
     <w:panose1 w:val="02020603050405020304"/>
@@ -19783,11 +20321,17 @@
   </w:compat>
   <w:rsids>
     <w:rsidRoot w:val="00557855"/>
+    <w:rsid w:val="000F26EC"/>
+    <w:rsid w:val="003520E0"/>
+    <w:rsid w:val="0040670E"/>
+    <w:rsid w:val="004612F7"/>
     <w:rsid w:val="00557855"/>
     <w:rsid w:val="00587529"/>
     <w:rsid w:val="00731AE6"/>
     <w:rsid w:val="00C43B6C"/>
+    <w:rsid w:val="00D8620C"/>
     <w:rsid w:val="00EF7BDD"/>
+    <w:rsid w:val="00F23759"/>
   </w:rsids>
   <m:mathPr>
     <m:mathFont m:val="Cambria Math"/>
@@ -20240,7 +20784,7 @@
     <w:basedOn w:val="a0"/>
     <w:uiPriority w:val="99"/>
     <w:semiHidden/>
-    <w:rsid w:val="00557855"/>
+    <w:rsid w:val="0040670E"/>
     <w:rPr>
       <w:color w:val="808080"/>
     </w:rPr>
@@ -20432,6 +20976,21 @@
   <w:style w:type="paragraph" w:customStyle="1" w:styleId="6A75DC1F184D438BABCEB6415D5936E4">
     <w:name w:val="6A75DC1F184D438BABCEB6415D5936E4"/>
     <w:rsid w:val="00557855"/>
+  </w:style>
+  <w:style w:type="paragraph" w:customStyle="1" w:styleId="7779C423B952401FB1059903CFFEDADE">
+    <w:name w:val="7779C423B952401FB1059903CFFEDADE"/>
+    <w:rsid w:val="00F23759"/>
+  </w:style>
+  <w:style w:type="paragraph" w:customStyle="1" w:styleId="A513B414FF534A4A9AB66041F160198F">
+    <w:name w:val="A513B414FF534A4A9AB66041F160198F"/>
+    <w:rsid w:val="003520E0"/>
+  </w:style>
+  <w:style w:type="paragraph" w:customStyle="1" w:styleId="00DCA52B62DA403693769C543E6BC377">
+    <w:name w:val="00DCA52B62DA403693769C543E6BC377"/>
+    <w:rsid w:val="0040670E"/>
+    <w:rPr>
+      <w:lang w:val="ru-UA" w:eastAsia="ru-UA"/>
+    </w:rPr>
   </w:style>
 </w:styles>
 </file>
@@ -20731,7 +21290,7 @@
 </file>
 
 <file path=customXml/itemProps1.xml><?xml version="1.0" encoding="utf-8"?>
-<ds:datastoreItem xmlns:ds="http://schemas.openxmlformats.org/officeDocument/2006/customXml" ds:itemID="{A86FC41E-6A69-41F2-BF55-75BB54772F65}">
+<ds:datastoreItem xmlns:ds="http://schemas.openxmlformats.org/officeDocument/2006/customXml" ds:itemID="{58E2B075-95E0-4794-9A31-3EDD08F771CB}">
   <ds:schemaRefs>
     <ds:schemaRef ds:uri="http://schemas.openxmlformats.org/officeDocument/2006/bibliography"/>
   </ds:schemaRefs>
